--- a/klagomål/A 55957-2025 FSC-klagomål.docx
+++ b/klagomål/A 55957-2025 FSC-klagomål.docx
@@ -173,7 +173,7 @@
     </w:p>
     <w:p>
       <w:r>
-        <w:t>Nedan presenteras fynd av naturvårdsarter som gjorts i det avverkningsanmälda området, samt relevanta utdrag ur standarderna för FSC, Chain of Custody, Controlled Wood och PEFC.</w:t>
+        <w:t>Nedan presenteras fynd av naturvårdsarter som gjorts i det avverkningsanmälda området, samt relevanta utdrag ur standarderna för FSC, Chain of Custody, Controlled Wood och PEFC. I BILAGA 1 finns artfakta om rödlistade arter.</w:t>
       </w:r>
     </w:p>
     <w:p>
@@ -191,7 +191,7 @@
     </w:p>
     <w:p>
       <w:r>
-        <w:t>I avverkningsanmälan har följande 2 naturvårdsarter hittats: kolflarnlav (NT) och dropptaggsvamp (S). Av dessa är 1 rödlistade. För rödlistade arter har rödlistekategorin angivits inom parentes. Arter som är signalarter enligt Skogsstyrelsen har markerats med (S).</w:t>
+        <w:t>I avverkningsanmälan har följande 7 naturvårdsarter hittats: garnlav (NT), kolflarnlav (NT), mörk kolflarnlav (NT), vedskivlav (NT), dropptaggsvamp (S), mindre märgborre (S) och rävticka (S). Av dessa är 4 rödlistade. För rödlistade arter har rödlistekategorin angivits inom parentes. Arter som är signalarter enligt Skogsstyrelsen har markerats med (S).</w:t>
       </w:r>
     </w:p>
     <w:p>
@@ -206,7 +206,7 @@
       <w:r>
         <w:drawing>
           <wp:inline xmlns:a="http://schemas.openxmlformats.org/drawingml/2006/main" xmlns:pic="http://schemas.openxmlformats.org/drawingml/2006/picture">
-            <wp:extent cx="5486400" cy="7385184"/>
+            <wp:extent cx="5486400" cy="7351179"/>
             <wp:docPr id="1" name="Picture 1"/>
             <wp:cNvGraphicFramePr>
               <a:graphicFrameLocks noChangeAspect="1"/>
@@ -227,7 +227,7 @@
                   <pic:spPr>
                     <a:xfrm>
                       <a:off x="0" y="0"/>
-                      <a:ext cx="5486400" cy="7385184"/>
+                      <a:ext cx="5486400" cy="7351179"/>
                     </a:xfrm>
                     <a:prstGeom prst="rect"/>
                   </pic:spPr>
@@ -251,10 +251,63 @@
         <w:rPr>
           <w:b/>
         </w:rPr>
+        <w:t>Garnlav (NT)</w:t>
+      </w:r>
+      <w:r>
+        <w:t xml:space="preserve"> är en utpräglad barrskogsart som ibland kan drapera träden i norrländska grannaturskogar med hög luftfuktighet. Den förekommer även i talldominerade bestånd där den, förutom i trädens grenverk, påträffas hängande över ojämnheter i tallbarken. Arten har minskat starkt i södra och mellersta Sverige och den minskar även i sitt nordliga utbredningsområde. Orsaken till tillbakagången beror främst på slutavverkningar av naturskogsartade skogar. Bestånd med riklig förekomst bör regelmässigt sparas. Garnlav är värdväxt för den mycket sällsynta och akut hotade fjärilen barrskogslavfly (CR) som hör hemma i boreala barrskogar med riklig förekomst av värdväxten. Tidigare kunde arten konstateras årligen på flera platser vid Dala-Floda i Dalarna innan lokalerna kalavverkades. Senaste fyndet i landet av barrskogslavfly är från år 2000 då den påträffades vid Högberget i Sollefteå kommun (SLU Artdatabanken, 2024).</w:t>
+      </w:r>
+    </w:p>
+    <w:p>
+      <w:r>
+        <w:rPr>
+          <w:b/>
+        </w:rPr>
         <w:t>Kolflarnlav (NT)</w:t>
       </w:r>
       <w:r>
         <w:t xml:space="preserve"> är brandberoende och växer nästan uteslutande på kolad hård kärnved av tall. Etableringen verkar ske först 100–300 år efter brand och nytt substrat nybildas i mycket begränsad omfattning. Avverkning av tallskog av naturskogskaraktär med spår av återkommande bränder är ett hot och mängden lämplig ved att växa på för arten minskar dels på grund av naturlig nedbrytning men framförallt på grund av att det förstörs i samband med slutavverkningar, gallringar och markberedning. Såväl kolflarnlav som mörk kolflarnlav har glänsande bålfjäll och förekommer främst i tall- och blandbarrskogar av naturskogskaraktär med spår av återkommande bränder. Skogar som dessa hyser höga biologiska värden och bör skyddas (SLU Artdatabanken, 2024).</w:t>
+      </w:r>
+    </w:p>
+    <w:p>
+      <w:r>
+        <w:rPr>
+          <w:b/>
+        </w:rPr>
+        <w:t>Mindre märgborre</w:t>
+      </w:r>
+      <w:r>
+        <w:t xml:space="preserve"> är en signalart för tallskog med höga naturvärden och betraktas tillsammans med skarptandad barkborre (NT) som nyckelarter för ett antal sällsynta åtgärdsprogramsarter som är beroende av deras gångsystem. Bland dessa kan nämnas avlång barkborre (VU), </w:t>
+      </w:r>
+      <w:r>
+        <w:rPr>
+          <w:i/>
+        </w:rPr>
+        <w:t>Corticeus longulus</w:t>
+      </w:r>
+      <w:r>
+        <w:t xml:space="preserve"> (VU), tallbarksvartbagge (VU), tallgångbagge (VU) och cholodkovskys bastborre (NT). Den mindre märgborrens måsvingeliknande gnaggångar är lätta att känna igen och hittas ofta på grova tallgrenar på marken. Rika förekomster av främst mindre märgborre men även skarptandad barkborre (NT) är en signal för artrikedom och inventeringar har visat att det är i skogar med en naturlig självgallring som det skapas förutsättningar för dessa arter samt de efterföljande åtgärdsprogramsarterna. Tallskogar med stark förekomst av mindre märgborre och skarptandad barkborre bör avsättas som reservat. Generellt bör hänsyn tas vid slutavverkning av talldominerad skog så att avverkningsrester som gren- och toppdelar lämnas (Pettersson, 2014; Hedgren, 2012; Gunnarsson m fl., 1999).</w:t>
+      </w:r>
+    </w:p>
+    <w:p>
+      <w:r>
+        <w:rPr>
+          <w:b/>
+        </w:rPr>
+        <w:t>Mörk kolflarnlav (NT)</w:t>
+      </w:r>
+      <w:r>
+        <w:t xml:space="preserve"> är brandberoende och växer nästan uteslutande på kolad hård kärnved av tall. Arten förekommer främst i glesa, öppna tall- och blandbarrskogar av naturskogskaraktär och etableringen verkar ske sent efter brand, kanske först efter 100–300 år. Mörk kolflarnlav indikerar skog med höga naturvärden och vanligast är att den påträffas på rester av nedbrunna torrakor och högstubbar och lågstubbar som är så grova att hela innandömet är urbränt. Tall- och blandbarrskogar av naturskogskaraktär med spår av återkommande bränder hyser höga biologiska värden och bör skyddas (SLU Artdatabanken, 2024).</w:t>
+      </w:r>
+    </w:p>
+    <w:p>
+      <w:r>
+        <w:rPr>
+          <w:b/>
+        </w:rPr>
+        <w:t>Vedskivlav (NT)</w:t>
+      </w:r>
+      <w:r>
+        <w:t xml:space="preserve"> växer på gammal, torr, exponerad, hård kärnved av framförallt tall i naturskogsartade bestånd. Avverkning av tallskog av naturskogskaraktär med spår av återkommande bränder är ett hot. Mängden lämplig ved att växa på för vedskivlav minskar, dels på grund av naturlig nedbrytning men framförallt på grund av att de förstörs i samband med slutavverkningar, gallringar och markberedning. Tall- och blandbarrskogar av naturskogskaraktär med spår av återkommande bränder bör skyddas (SLU Artdatabanken, 2024).</w:t>
       </w:r>
     </w:p>
     <w:p>
@@ -347,7 +400,7 @@
         <w:rPr>
           <w:i/>
         </w:rPr>
-        <w:t>I det avverkningsanmälda skogsområdet har 2 naturvårdsarter varav 1 rödlistade arter sina livsmiljöer och växtplatser.</w:t>
+        <w:t>I det avverkningsanmälda skogsområdet har 7 naturvårdsarter varav 4 rödlistade arter sina livsmiljöer och växtplatser.</w:t>
       </w:r>
     </w:p>
     <w:p>
@@ -534,6 +587,190 @@
         <w:t>I den avverkningsanmälda skogen har fridlysta arter sina livsmiljöer och växtplatser. Att skada de fridlysta arternas livsmiljöer, växtplatser eller ekologiska funktion är inte tillåtet enligt artskyddsförordningen</w:t>
       </w:r>
     </w:p>
+    <w:p>
+      <w:r>
+        <w:br w:type="page"/>
+      </w:r>
+    </w:p>
+    <w:p>
+      <w:pPr>
+        <w:pStyle w:val="Title"/>
+      </w:pPr>
+      <w:r>
+        <w:t>BILAGA 1 – Rödlistade arter</w:t>
+      </w:r>
+    </w:p>
+    <w:p>
+      <w:pPr>
+        <w:pStyle w:val="Heading1"/>
+      </w:pPr>
+      <w:r>
+        <w:t>Mindre märgborre – ekologi samt krav på livsmiljön</w:t>
+      </w:r>
+    </w:p>
+    <w:p>
+      <w:r>
+        <w:t xml:space="preserve">Mindre märgborre är en signalart för tallskog med höga naturvärden och kan lätt konstateras genom sina karaktäristiska måsvingeliknande gnagspår som ofta hittas på grova tallgrenar på marken. Mindre märgborre betraktas tillsammans med skarptandad barkborre (NT) som nyckelarter, eftersom en rad sällsynta efterföljande arter är beroende av deras gångsystem. Bland dessa kan nämnas åtgärdsprogramsarterna avlång barkborre (VU), </w:t>
+      </w:r>
+      <w:r>
+        <w:rPr>
+          <w:i/>
+        </w:rPr>
+        <w:t>Corticeus longulus</w:t>
+      </w:r>
+      <w:r>
+        <w:t xml:space="preserve"> (VU), tallbarksvartbagge (VU), tallgångbagge (VU) och cholodkovskys bastborre (NT) (Pettersson, 2014; Gunnarsson m fl., 1999).</w:t>
+      </w:r>
+    </w:p>
+    <w:p>
+      <w:r>
+        <w:t>Tallskogar tillhör de livsmiljöer som förändrats i stor skala, där många kvadratmil har omvandlats till unga produktionsskogar. I sådana skogar saknas förutsättningar för de ovannämnda sällsynta barkborrarna och alltmer kunskap tyder på att skogsbrukets omvandling av skogslandskapet, missgynnar åtgärdsprogrammets arter även inne i skyddade områden (Hedgren, 2012; Hedgren m.fl., 2010; Wikars m.fl., 2010; Wikars, 2009). Orsaken är sannolikt att dagens intensiva skogsbruk trivialiserar faunan på nydöda träd. Detta sker genom att generalister förökas upp i sådan grad i den brukade skogen att dessa även kommer att dominera i de för hållandevis små och fragmenterade områden som avsätts för naturvård (Appelqvist, 2005; Janzen, 1983; Ås, 1999).</w:t>
+      </w:r>
+    </w:p>
+    <w:p>
+      <w:r>
+        <w:t>Ett tydligt exempel på en generalist som gynnas av dagens skogsbruk är större märgborre på nydöd tall. Denna utvecklas förutom i vindfällen gärna i avverkningsavfall, inklusive avverkningsstubbar och röjningsstammar. Därmed har den större märgborren möjlighet att upprätthålla stora och stabila populationer på huvuddelen av landets skogsmark, vilket leder till en trivialisering av faunan. Större märgborre inverkar sannolikt direkt negativt på arter som tolvtandad barkborre (EN) och avlång barkborre (VU), och indirekt på de som är gynnade av blånadssvampar, dvs. följearter till framförallt mindre märgborre och skarptandad barkborre (NT). De barkborrar som missgynnas av större märgborre är i mycket högre grad gynnade av tallar som dör genom självgallring, dvs. i normalfallet skog som inte används till skogsproduktion (Pettersson, 2014; Wikars, skriftl.).</w:t>
+      </w:r>
+    </w:p>
+    <w:p>
+      <w:r>
+        <w:t>Rika förekomster av främst mindre märgborre men även skarptandad barkborre (NT) är en signal för artrikedom och inventeringar har visat att det är i skogar med en naturlig självgallring som det skapas förutsättningar för dessa arter samt de efterföljande åtgärdsprogramsarterna (Pettersson, 2014; Hedgren, 2012). Tallskogar med stark förekomst av mindre märgborre och skarptandad barkborre bör avsättas som reservat. Generellt bör hänsyn tas vid slutavverkning av talldominerad skog så att avverkningsrester som gren- och toppdelar (s.k. GROT) lämnas (Pettersson, 2014).</w:t>
+      </w:r>
+    </w:p>
+    <w:p>
+      <w:pPr>
+        <w:pStyle w:val="Heading2"/>
+      </w:pPr>
+      <w:r>
+        <w:t>Referenser – mindre märgborre</w:t>
+      </w:r>
+    </w:p>
+    <w:p>
+      <w:r>
+        <w:t xml:space="preserve">Appelqvist, T., 2005. </w:t>
+      </w:r>
+      <w:r>
+        <w:rPr>
+          <w:i/>
+        </w:rPr>
+        <w:t>Naturvårdsbiologisk forskning. Underlag för områdesskydd i landskapet.</w:t>
+      </w:r>
+      <w:r>
+        <w:t xml:space="preserve"> Naturvårdsverket, Rapport 5452.</w:t>
+      </w:r>
+    </w:p>
+    <w:p>
+      <w:r>
+        <w:t xml:space="preserve">Gunnarsson, B., Pettersson, R. B., Hake, M. och Hultengren, S. &amp; Sjöberg, K., 1999. </w:t>
+      </w:r>
+      <w:r>
+        <w:rPr>
+          <w:i/>
+        </w:rPr>
+        <w:t xml:space="preserve">Spindlar och skalbaggar som indikatorer i barrskog. </w:t>
+      </w:r>
+      <w:r>
+        <w:t>Skog &amp; Forskning, Nr. 2/99, s. 46–51.</w:t>
+      </w:r>
+    </w:p>
+    <w:p>
+      <w:r>
+        <w:t xml:space="preserve">Hedgren, O., 2012. </w:t>
+      </w:r>
+      <w:r>
+        <w:rPr>
+          <w:i/>
+        </w:rPr>
+        <w:t>Hotade insekter på tallved i Dalarna.</w:t>
+      </w:r>
+      <w:r>
+        <w:t xml:space="preserve"> Länsstyrelsen Dalarna, Naturvårdsenheten. Rapport 2012:16.</w:t>
+      </w:r>
+    </w:p>
+    <w:p>
+      <w:r>
+        <w:t xml:space="preserve">Hedgren, O. 2010. </w:t>
+      </w:r>
+      <w:r>
+        <w:rPr>
+          <w:i/>
+        </w:rPr>
+        <w:t>Vedinsekter i tallskog och på brandfält i Värmland.</w:t>
+      </w:r>
+      <w:r>
+        <w:t xml:space="preserve"> Länsstyrelsen Värmland, Stencil, 39 s.</w:t>
+      </w:r>
+    </w:p>
+    <w:p>
+      <w:r>
+        <w:t xml:space="preserve">Janzen, D. H., 1983. </w:t>
+      </w:r>
+      <w:r>
+        <w:rPr>
+          <w:i/>
+        </w:rPr>
+        <w:t>No park is an island: Increase in interference from outside as park size decreases</w:t>
+      </w:r>
+      <w:r>
+        <w:t>. Oikos 41: 402–410.</w:t>
+      </w:r>
+    </w:p>
+    <w:p>
+      <w:r>
+        <w:t xml:space="preserve">Jonsell, M., Weslien, J. &amp; Ehn ström, B., 1998. </w:t>
+      </w:r>
+      <w:r>
+        <w:rPr>
+          <w:i/>
+        </w:rPr>
+        <w:t>Substrate requirements of red-listed saproxylic invertebrates in Sweden</w:t>
+      </w:r>
+      <w:r>
+        <w:t>. Biodiversity and Conserv. 7: 749–764.</w:t>
+      </w:r>
+    </w:p>
+    <w:p>
+      <w:r>
+        <w:t xml:space="preserve">Pettersson, R. B., 2014). </w:t>
+      </w:r>
+      <w:r>
+        <w:rPr>
+          <w:i/>
+        </w:rPr>
+        <w:t>Åtgärdsprogram för skalbaggar på nyligen död tall, 2014–2018.</w:t>
+      </w:r>
+      <w:r>
+        <w:t xml:space="preserve"> Rapport 6599. Bromma: Naturvårdsverket.</w:t>
+      </w:r>
+    </w:p>
+    <w:p>
+      <w:r>
+        <w:t xml:space="preserve">Wikars, L.-O., Hansson, J. &amp; Hedgren, O., 2010. </w:t>
+      </w:r>
+      <w:r>
+        <w:rPr>
+          <w:i/>
+        </w:rPr>
+        <w:t>Inventering av vedlevande skalbaggar – tallskogar i Örebro län.</w:t>
+      </w:r>
+      <w:r>
+        <w:t xml:space="preserve"> Länsstyrelsen i Örebro län, publ.nr. 2010:2.</w:t>
+      </w:r>
+    </w:p>
+    <w:p>
+      <w:r>
+        <w:t xml:space="preserve">Wikars, L.-O., 2009. </w:t>
+      </w:r>
+      <w:r>
+        <w:rPr>
+          <w:i/>
+        </w:rPr>
+        <w:t>Vedskalbaggar i Hamra nationalpark, Gävleborgs län.</w:t>
+      </w:r>
+      <w:r>
+        <w:t xml:space="preserve"> Länsstyrelsen Gävleborg, Rapport 2009:14.</w:t>
+      </w:r>
+    </w:p>
     <w:sectPr>
       <w:headerReference w:type="even" r:id="rId8"/>
       <w:headerReference w:type="default" r:id="rId9"/>
@@ -662,7 +899,7 @@
     <w:r>
       <w:tab/>
       <w:tab/>
-      <w:t>2025-12-22</w:t>
+      <w:t>2025-12-26</w:t>
       <w:br/>
       <w:br/>
     </w:r>

--- a/klagomål/A 55957-2025 FSC-klagomål.docx
+++ b/klagomål/A 55957-2025 FSC-klagomål.docx
@@ -899,7 +899,7 @@
     <w:r>
       <w:tab/>
       <w:tab/>
-      <w:t>2026-01-03</w:t>
+      <w:t>2026-01-04</w:t>
       <w:br/>
       <w:br/>
     </w:r>

--- a/klagomål/A 55957-2025 FSC-klagomål.docx
+++ b/klagomål/A 55957-2025 FSC-klagomål.docx
@@ -899,7 +899,7 @@
     <w:r>
       <w:tab/>
       <w:tab/>
-      <w:t>2026-01-07</w:t>
+      <w:t>2026-01-08</w:t>
       <w:br/>
       <w:br/>
     </w:r>

--- a/klagomål/A 55957-2025 FSC-klagomål.docx
+++ b/klagomål/A 55957-2025 FSC-klagomål.docx
@@ -899,7 +899,7 @@
     <w:r>
       <w:tab/>
       <w:tab/>
-      <w:t>2026-01-08</w:t>
+      <w:t>2026-01-09</w:t>
       <w:br/>
       <w:br/>
     </w:r>

--- a/klagomål/A 55957-2025 FSC-klagomål.docx
+++ b/klagomål/A 55957-2025 FSC-klagomål.docx
@@ -899,7 +899,7 @@
     <w:r>
       <w:tab/>
       <w:tab/>
-      <w:t>2026-01-09</w:t>
+      <w:t>2026-01-10</w:t>
       <w:br/>
       <w:br/>
     </w:r>

--- a/klagomål/A 55957-2025 FSC-klagomål.docx
+++ b/klagomål/A 55957-2025 FSC-klagomål.docx
@@ -899,7 +899,7 @@
     <w:r>
       <w:tab/>
       <w:tab/>
-      <w:t>2026-01-10</w:t>
+      <w:t>2026-01-11</w:t>
       <w:br/>
       <w:br/>
     </w:r>

--- a/klagomål/A 55957-2025 FSC-klagomål.docx
+++ b/klagomål/A 55957-2025 FSC-klagomål.docx
@@ -899,7 +899,7 @@
     <w:r>
       <w:tab/>
       <w:tab/>
-      <w:t>2026-01-11</w:t>
+      <w:t>2026-01-12</w:t>
       <w:br/>
       <w:br/>
     </w:r>

--- a/klagomål/A 55957-2025 FSC-klagomål.docx
+++ b/klagomål/A 55957-2025 FSC-klagomål.docx
@@ -899,7 +899,7 @@
     <w:r>
       <w:tab/>
       <w:tab/>
-      <w:t>2026-01-12</w:t>
+      <w:t>2026-01-13</w:t>
       <w:br/>
       <w:br/>
     </w:r>

--- a/klagomål/A 55957-2025 FSC-klagomål.docx
+++ b/klagomål/A 55957-2025 FSC-klagomål.docx
@@ -899,7 +899,7 @@
     <w:r>
       <w:tab/>
       <w:tab/>
-      <w:t>2026-01-13</w:t>
+      <w:t>2026-01-14</w:t>
       <w:br/>
       <w:br/>
     </w:r>

--- a/klagomål/A 55957-2025 FSC-klagomål.docx
+++ b/klagomål/A 55957-2025 FSC-klagomål.docx
@@ -899,7 +899,7 @@
     <w:r>
       <w:tab/>
       <w:tab/>
-      <w:t>2026-01-14</w:t>
+      <w:t>2026-01-15</w:t>
       <w:br/>
       <w:br/>
     </w:r>

--- a/klagomål/A 55957-2025 FSC-klagomål.docx
+++ b/klagomål/A 55957-2025 FSC-klagomål.docx
@@ -899,7 +899,7 @@
     <w:r>
       <w:tab/>
       <w:tab/>
-      <w:t>2026-01-15</w:t>
+      <w:t>2026-01-16</w:t>
       <w:br/>
       <w:br/>
     </w:r>

--- a/klagomål/A 55957-2025 FSC-klagomål.docx
+++ b/klagomål/A 55957-2025 FSC-klagomål.docx
@@ -899,7 +899,7 @@
     <w:r>
       <w:tab/>
       <w:tab/>
-      <w:t>2026-01-16</w:t>
+      <w:t>2026-01-17</w:t>
       <w:br/>
       <w:br/>
     </w:r>

--- a/klagomål/A 55957-2025 FSC-klagomål.docx
+++ b/klagomål/A 55957-2025 FSC-klagomål.docx
@@ -899,7 +899,7 @@
     <w:r>
       <w:tab/>
       <w:tab/>
-      <w:t>2026-01-17</w:t>
+      <w:t>2026-01-18</w:t>
       <w:br/>
       <w:br/>
     </w:r>

--- a/klagomål/A 55957-2025 FSC-klagomål.docx
+++ b/klagomål/A 55957-2025 FSC-klagomål.docx
@@ -899,7 +899,7 @@
     <w:r>
       <w:tab/>
       <w:tab/>
-      <w:t>2026-01-18</w:t>
+      <w:t>2026-01-19</w:t>
       <w:br/>
       <w:br/>
     </w:r>

--- a/klagomål/A 55957-2025 FSC-klagomål.docx
+++ b/klagomål/A 55957-2025 FSC-klagomål.docx
@@ -899,7 +899,7 @@
     <w:r>
       <w:tab/>
       <w:tab/>
-      <w:t>2026-01-19</w:t>
+      <w:t>2026-01-20</w:t>
       <w:br/>
       <w:br/>
     </w:r>

--- a/klagomål/A 55957-2025 FSC-klagomål.docx
+++ b/klagomål/A 55957-2025 FSC-klagomål.docx
@@ -899,7 +899,7 @@
     <w:r>
       <w:tab/>
       <w:tab/>
-      <w:t>2026-01-20</w:t>
+      <w:t>2026-01-21</w:t>
       <w:br/>
       <w:br/>
     </w:r>

--- a/klagomål/A 55957-2025 FSC-klagomål.docx
+++ b/klagomål/A 55957-2025 FSC-klagomål.docx
@@ -899,7 +899,7 @@
     <w:r>
       <w:tab/>
       <w:tab/>
-      <w:t>2026-01-21</w:t>
+      <w:t>2026-01-23</w:t>
       <w:br/>
       <w:br/>
     </w:r>

--- a/klagomål/A 55957-2025 FSC-klagomål.docx
+++ b/klagomål/A 55957-2025 FSC-klagomål.docx
@@ -899,7 +899,7 @@
     <w:r>
       <w:tab/>
       <w:tab/>
-      <w:t>2026-01-23</w:t>
+      <w:t>2026-01-24</w:t>
       <w:br/>
       <w:br/>
     </w:r>

--- a/klagomål/A 55957-2025 FSC-klagomål.docx
+++ b/klagomål/A 55957-2025 FSC-klagomål.docx
@@ -899,7 +899,7 @@
     <w:r>
       <w:tab/>
       <w:tab/>
-      <w:t>2026-01-24</w:t>
+      <w:t>2026-01-25</w:t>
       <w:br/>
       <w:br/>
     </w:r>

--- a/klagomål/A 55957-2025 FSC-klagomål.docx
+++ b/klagomål/A 55957-2025 FSC-klagomål.docx
@@ -899,7 +899,7 @@
     <w:r>
       <w:tab/>
       <w:tab/>
-      <w:t>2026-01-25</w:t>
+      <w:t>2026-01-26</w:t>
       <w:br/>
       <w:br/>
     </w:r>

--- a/klagomål/A 55957-2025 FSC-klagomål.docx
+++ b/klagomål/A 55957-2025 FSC-klagomål.docx
@@ -899,7 +899,7 @@
     <w:r>
       <w:tab/>
       <w:tab/>
-      <w:t>2026-01-26</w:t>
+      <w:t>2026-01-27</w:t>
       <w:br/>
       <w:br/>
     </w:r>

--- a/klagomål/A 55957-2025 FSC-klagomål.docx
+++ b/klagomål/A 55957-2025 FSC-klagomål.docx
@@ -899,7 +899,7 @@
     <w:r>
       <w:tab/>
       <w:tab/>
-      <w:t>2026-01-27</w:t>
+      <w:t>2026-01-28</w:t>
       <w:br/>
       <w:br/>
     </w:r>

--- a/klagomål/A 55957-2025 FSC-klagomål.docx
+++ b/klagomål/A 55957-2025 FSC-klagomål.docx
@@ -1007,7 +1007,7 @@
     <w:r>
       <w:tab/>
       <w:tab/>
-      <w:t>2026-02-22</w:t>
+      <w:t>2026-02-23</w:t>
       <w:br/>
       <w:br/>
     </w:r>

--- a/klagomål/A 55957-2025 FSC-klagomål.docx
+++ b/klagomål/A 55957-2025 FSC-klagomål.docx
@@ -1007,7 +1007,7 @@
     <w:r>
       <w:tab/>
       <w:tab/>
-      <w:t>2026-02-23</w:t>
+      <w:t>2026-02-24</w:t>
       <w:br/>
       <w:br/>
     </w:r>

--- a/klagomål/A 55957-2025 FSC-klagomål.docx
+++ b/klagomål/A 55957-2025 FSC-klagomål.docx
@@ -1007,7 +1007,7 @@
     <w:r>
       <w:tab/>
       <w:tab/>
-      <w:t>2026-02-24</w:t>
+      <w:t>2026-02-25</w:t>
       <w:br/>
       <w:br/>
     </w:r>

--- a/klagomål/A 55957-2025 FSC-klagomål.docx
+++ b/klagomål/A 55957-2025 FSC-klagomål.docx
@@ -1007,7 +1007,7 @@
     <w:r>
       <w:tab/>
       <w:tab/>
-      <w:t>2026-02-25</w:t>
+      <w:t>2026-02-26</w:t>
       <w:br/>
       <w:br/>
     </w:r>

--- a/klagomål/A 55957-2025 FSC-klagomål.docx
+++ b/klagomål/A 55957-2025 FSC-klagomål.docx
@@ -1007,7 +1007,7 @@
     <w:r>
       <w:tab/>
       <w:tab/>
-      <w:t>2026-02-26</w:t>
+      <w:t>2026-02-28</w:t>
       <w:br/>
       <w:br/>
     </w:r>

--- a/klagomål/A 55957-2025 FSC-klagomål.docx
+++ b/klagomål/A 55957-2025 FSC-klagomål.docx
@@ -1007,7 +1007,7 @@
     <w:r>
       <w:tab/>
       <w:tab/>
-      <w:t>2026-02-28</w:t>
+      <w:t>2026-03-01</w:t>
       <w:br/>
       <w:br/>
     </w:r>

--- a/klagomål/A 55957-2025 FSC-klagomål.docx
+++ b/klagomål/A 55957-2025 FSC-klagomål.docx
@@ -1007,7 +1007,7 @@
     <w:r>
       <w:tab/>
       <w:tab/>
-      <w:t>2026-03-01</w:t>
+      <w:t>2026-03-02</w:t>
       <w:br/>
       <w:br/>
     </w:r>

--- a/klagomål/A 55957-2025 FSC-klagomål.docx
+++ b/klagomål/A 55957-2025 FSC-klagomål.docx
@@ -289,7 +289,7 @@
         <w:rPr>
           <w:i/>
         </w:rPr>
-        <w:t xml:space="preserve"> 9070 Trädklädd betesmark </w:t>
+        <w:t xml:space="preserve"> 9070 Trädklädd betesmark</w:t>
       </w:r>
       <w:r>
         <w:t xml:space="preserve"> (SLU Artdatabanken, 2024).</w:t>
@@ -1007,7 +1007,7 @@
     <w:r>
       <w:tab/>
       <w:tab/>
-      <w:t>2026-03-02</w:t>
+      <w:t>2026-03-03</w:t>
       <w:br/>
       <w:br/>
     </w:r>

--- a/klagomål/A 55957-2025 FSC-klagomål.docx
+++ b/klagomål/A 55957-2025 FSC-klagomål.docx
@@ -1007,7 +1007,7 @@
     <w:r>
       <w:tab/>
       <w:tab/>
-      <w:t>2026-03-03</w:t>
+      <w:t>2026-03-04</w:t>
       <w:br/>
       <w:br/>
     </w:r>

--- a/klagomål/A 55957-2025 FSC-klagomål.docx
+++ b/klagomål/A 55957-2025 FSC-klagomål.docx
@@ -1007,7 +1007,7 @@
     <w:r>
       <w:tab/>
       <w:tab/>
-      <w:t>2026-03-04</w:t>
+      <w:t>2026-03-05</w:t>
       <w:br/>
       <w:br/>
     </w:r>

--- a/klagomål/A 55957-2025 FSC-klagomål.docx
+++ b/klagomål/A 55957-2025 FSC-klagomål.docx
@@ -1007,7 +1007,7 @@
     <w:r>
       <w:tab/>
       <w:tab/>
-      <w:t>2026-03-05</w:t>
+      <w:t>2026-03-06</w:t>
       <w:br/>
       <w:br/>
     </w:r>

--- a/klagomål/A 55957-2025 FSC-klagomål.docx
+++ b/klagomål/A 55957-2025 FSC-klagomål.docx
@@ -1007,7 +1007,7 @@
     <w:r>
       <w:tab/>
       <w:tab/>
-      <w:t>2026-03-06</w:t>
+      <w:t>2026-03-07</w:t>
       <w:br/>
       <w:br/>
     </w:r>

--- a/klagomål/A 55957-2025 FSC-klagomål.docx
+++ b/klagomål/A 55957-2025 FSC-klagomål.docx
@@ -1007,7 +1007,7 @@
     <w:r>
       <w:tab/>
       <w:tab/>
-      <w:t>2026-06-15</w:t>
+      <w:t>2026-06-16</w:t>
       <w:br/>
       <w:br/>
     </w:r>

--- a/klagomål/A 55957-2025 FSC-klagomål.docx
+++ b/klagomål/A 55957-2025 FSC-klagomål.docx
@@ -1007,7 +1007,7 @@
     <w:r>
       <w:tab/>
       <w:tab/>
-      <w:t>2026-06-16</w:t>
+      <w:t>2026-06-17</w:t>
       <w:br/>
       <w:br/>
     </w:r>

--- a/klagomål/A 55957-2025 FSC-klagomål.docx
+++ b/klagomål/A 55957-2025 FSC-klagomål.docx
@@ -1,6 +1,6 @@
 
 <file path=word/document.xml><?xml version="1.0" encoding="utf-8"?>
-<w:document xmlns:wpc="http://schemas.microsoft.com/office/word/2010/wordprocessingCanvas" xmlns:cx="http://schemas.microsoft.com/office/drawing/2014/chartex" xmlns:cx1="http://schemas.microsoft.com/office/drawing/2015/9/8/chartex" xmlns:cx2="http://schemas.microsoft.com/office/drawing/2015/10/21/chartex" xmlns:cx3="http://schemas.microsoft.com/office/drawing/2016/5/9/chartex" xmlns:cx4="http://schemas.microsoft.com/office/drawing/2016/5/10/chartex" xmlns:cx5="http://schemas.microsoft.com/office/drawing/2016/5/11/chartex" xmlns:cx6="http://schemas.microsoft.com/office/drawing/2016/5/12/chartex" xmlns:cx7="http://schemas.microsoft.com/office/drawing/2016/5/13/chartex" xmlns:cx8="http://schemas.microsoft.com/office/drawing/2016/5/14/chartex" xmlns:mc="http://schemas.openxmlformats.org/markup-compatibility/2006" xmlns:aink="http://schemas.microsoft.com/office/drawing/2016/ink" xmlns:am3d="http://schemas.microsoft.com/office/drawing/2017/model3d" xmlns:o="urn:schemas-microsoft-com:office:office" xmlns:oel="http://schemas.microsoft.com/office/2019/extlst" xmlns:r="http://schemas.openxmlformats.org/officeDocument/2006/relationships" xmlns:m="http://schemas.openxmlformats.org/officeDocument/2006/math" xmlns:v="urn:schemas-microsoft-com:vml" xmlns:wp14="http://schemas.microsoft.com/office/word/2010/wordprocessingDrawing" xmlns:wp="http://schemas.openxmlformats.org/drawingml/2006/wordprocessingDrawing" xmlns:w10="urn:schemas-microsoft-com:office:word" xmlns:w="http://schemas.openxmlformats.org/wordprocessingml/2006/main" xmlns:w14="http://schemas.microsoft.com/office/word/2010/wordml" xmlns:w15="http://schemas.microsoft.com/office/word/2012/wordml" xmlns:w16cex="http://schemas.microsoft.com/office/word/2018/wordml/cex" xmlns:w16cid="http://schemas.microsoft.com/office/word/2016/wordml/cid" xmlns:w16="http://schemas.microsoft.com/office/word/2018/wordml" xmlns:w16sdtdh="http://schemas.microsoft.com/office/word/2020/wordml/sdtdatahash" xmlns:w16se="http://schemas.microsoft.com/office/word/2015/wordml/symex" xmlns:wpg="http://schemas.microsoft.com/office/word/2010/wordprocessingGroup" xmlns:wpi="http://schemas.microsoft.com/office/word/2010/wordprocessingInk" xmlns:wne="http://schemas.microsoft.com/office/word/2006/wordml" xmlns:wps="http://schemas.microsoft.com/office/word/2010/wordprocessingShape" mc:Ignorable="w14 w15 w16se w16cid w16 w16cex w16sdtdh wp14">
+<w:document xmlns:wpc="http://schemas.microsoft.com/office/word/2010/wordprocessingCanvas" xmlns:cx="http://schemas.microsoft.com/office/drawing/2014/chartex" xmlns:cx1="http://schemas.microsoft.com/office/drawing/2015/9/8/chartex" xmlns:cx2="http://schemas.microsoft.com/office/drawing/2015/10/21/chartex" xmlns:cx3="http://schemas.microsoft.com/office/drawing/2016/5/9/chartex" xmlns:cx4="http://schemas.microsoft.com/office/drawing/2016/5/10/chartex" xmlns:cx5="http://schemas.microsoft.com/office/drawing/2016/5/11/chartex" xmlns:cx6="http://schemas.microsoft.com/office/drawing/2016/5/12/chartex" xmlns:cx7="http://schemas.microsoft.com/office/drawing/2016/5/13/chartex" xmlns:cx8="http://schemas.microsoft.com/office/drawing/2016/5/14/chartex" xmlns:mc="http://schemas.openxmlformats.org/markup-compatibility/2006" xmlns:aink="http://schemas.microsoft.com/office/drawing/2016/ink" xmlns:am3d="http://schemas.microsoft.com/office/drawing/2017/model3d" xmlns:o="urn:schemas-microsoft-com:office:office" xmlns:oel="http://schemas.microsoft.com/office/2019/extlst" xmlns:r="http://schemas.openxmlformats.org/officeDocument/2006/relationships" xmlns:m="http://schemas.openxmlformats.org/officeDocument/2006/math" xmlns:v="urn:schemas-microsoft-com:vml" xmlns:wp14="http://schemas.microsoft.com/office/word/2010/wordprocessingDrawing" xmlns:wp="http://schemas.openxmlformats.org/drawingml/2006/wordprocessingDrawing" xmlns:w10="urn:schemas-microsoft-com:office:word" xmlns:w="http://schemas.openxmlformats.org/wordprocessingml/2006/main" xmlns:w14="http://schemas.microsoft.com/office/word/2010/wordml" xmlns:w15="http://schemas.microsoft.com/office/word/2012/wordml" xmlns:w16cex="http://schemas.microsoft.com/office/word/2018/wordml/cex" xmlns:w16cid="http://schemas.microsoft.com/office/word/2016/wordml/cid" xmlns:w16="http://schemas.microsoft.com/office/word/2018/wordml" xmlns:w16du="http://schemas.microsoft.com/office/word/2023/wordml/word16du" xmlns:w16sdtdh="http://schemas.microsoft.com/office/word/2020/wordml/sdtdatahash" xmlns:w16sdtfl="http://schemas.microsoft.com/office/word/2024/wordml/sdtformatlock" xmlns:w16se="http://schemas.microsoft.com/office/word/2015/wordml/symex" xmlns:wpg="http://schemas.microsoft.com/office/word/2010/wordprocessingGroup" xmlns:wpi="http://schemas.microsoft.com/office/word/2010/wordprocessingInk" xmlns:wne="http://schemas.microsoft.com/office/word/2006/wordml" xmlns:wps="http://schemas.microsoft.com/office/word/2010/wordprocessingShape" mc:Ignorable="w14 w15 w16se w16cid w16 w16cex w16sdtdh w16sdtfl w16du wp14">
   <w:body>
     <w:p>
       <w:r>
@@ -168,7 +168,7 @@
     </w:p>
     <w:p>
       <w:r>
-        <w:t>Detta dokument behandlar höga naturvärden i avverkningsanmälan A 55957-2025 i Ljusdals kommun. Denna avverkningsanmälan inkom 2025-11-12 11:26:07 och omfattar 26,7 ha.</w:t>
+        <w:t>Detta dokument behandlar höga naturvärden i avverkningsanmälan A 55957-2025 i Ljusdals kommun som inkom 2025-11-12 och omfattar 26,7 ha.</w:t>
       </w:r>
     </w:p>
     <w:p>
@@ -191,12 +191,15 @@
     </w:p>
     <w:p>
       <w:r>
-        <w:t>I avverkningsanmälan har följande 7 naturvårdsarter hittats: garnlav (NT), kolflarnlav (NT), mörk kolflarnlav (NT), vedskivlav (NT), dropptaggsvamp (S), mindre märgborre (S) och rävticka (S). Av dessa är 4 rödlistade. För rödlistade arter har rödlistekategorin angivits inom parentes. Arter som är signalarter enligt Skogsstyrelsen har markerats med (S).</w:t>
+        <w:t>I avverkningsanmälan har följande 7 naturvårdsarter hittats: garnlav (VU, T), dropptaggsvamp (NT, T), kolflarnlav (NT, T), mörk kolflarnlav (NT), vedskivlav (NT, T), mindre märgborre (S, T) och rävticka (S, T). Av dessa är 5 rödlistade. För rödlistade arter har rödlistekategorin angivits inom parentes. Arter som är signalarter enligt Skogsstyrelsen har markerats med (S). Typiska arter inom Natura 2000 som är kopplade till skogsekosystem har markerats med (T).</w:t>
       </w:r>
     </w:p>
     <w:p>
       <w:r>
-        <w:t>De påträffade naturvårdsarterna är ett tydligt kvitto på att detta rör sig om en skog med höga naturvärden. I Figur 1 visas en karta över det avverkningsanmälda området, där samtliga fyndplatser för naturvårdsarter som finns registrerade på Artportalen har markerats.</w:t>
+        <w:t>De påträffade naturvårdsarterna är ett tydligt kvitto på att det rör sig om en skog med höga naturvärden.</w:t>
+      </w:r>
+      <w:r>
+        <w:t xml:space="preserve"> I Figur 1 visas fyndplatser för naturvårdsarter i området, som finns registrerade på Artportalen.</w:t>
       </w:r>
     </w:p>
     <w:p>
@@ -206,7 +209,7 @@
       <w:r>
         <w:drawing>
           <wp:inline xmlns:a="http://schemas.openxmlformats.org/drawingml/2006/main" xmlns:pic="http://schemas.openxmlformats.org/drawingml/2006/picture">
-            <wp:extent cx="5486400" cy="7351179"/>
+            <wp:extent cx="4485897" cy="5688000"/>
             <wp:docPr id="1" name="Picture 1"/>
             <wp:cNvGraphicFramePr>
               <a:graphicFrameLocks noChangeAspect="1"/>
@@ -227,7 +230,7 @@
                   <pic:spPr>
                     <a:xfrm>
                       <a:off x="0" y="0"/>
-                      <a:ext cx="5486400" cy="7351179"/>
+                      <a:ext cx="4485897" cy="5688000"/>
                     </a:xfrm>
                     <a:prstGeom prst="rect"/>
                   </pic:spPr>
@@ -241,9 +244,10 @@
     <w:p>
       <w:pPr>
         <w:pStyle w:val="Caption"/>
+        <w:spacing w:after="240"/>
       </w:pPr>
       <w:r>
-        <w:t>Figur 1. Fyndplatser för naturvårdsarter i det avverkningsanmälda området (röd linje). Markörer utan svart kant är placerade på fyndplatsen. Markörer med svart kant är placerade vid sidan av fyndplatsen och har ett svart streck som visar fyndplatsens exakta position. Kartans mittpunktskoordinat är N 6829137, E 496170 i SWEREF 99 TM.</w:t>
+        <w:t>Figur 1. Fyndplatser för naturvårdsarter i avverkningsanmälan (röd linje). Markörer utan svart kant är placerade på fyndplatsen. Markörer med svart kant är placerade vid sidan av fyndplatsen och har ett svart streck som visar fyndplatsens exakta position. Kartans mittpunktskoordinat är N 6829137, E 496170 i SWEREF 99 TM.</w:t>
       </w:r>
     </w:p>
     <w:p>
@@ -485,7 +489,7 @@
         <w:rPr>
           <w:i/>
         </w:rPr>
-        <w:t>I det avverkningsanmälda skogsområdet har 7 naturvårdsarter varav 4 rödlistade arter sina livsmiljöer och växtplatser.</w:t>
+        <w:t>I det avverkningsanmälda skogsområdet har 7 naturvårdsarter varav 5 rödlistade arter sina livsmiljöer och växtplatser.</w:t>
       </w:r>
     </w:p>
     <w:p>
@@ -897,7 +901,7 @@
 </file>
 
 <file path=word/endnotes.xml><?xml version="1.0" encoding="utf-8"?>
-<w:endnotes xmlns:wpc="http://schemas.microsoft.com/office/word/2010/wordprocessingCanvas" xmlns:cx="http://schemas.microsoft.com/office/drawing/2014/chartex" xmlns:cx1="http://schemas.microsoft.com/office/drawing/2015/9/8/chartex" xmlns:cx2="http://schemas.microsoft.com/office/drawing/2015/10/21/chartex" xmlns:cx3="http://schemas.microsoft.com/office/drawing/2016/5/9/chartex" xmlns:cx4="http://schemas.microsoft.com/office/drawing/2016/5/10/chartex" xmlns:cx5="http://schemas.microsoft.com/office/drawing/2016/5/11/chartex" xmlns:cx6="http://schemas.microsoft.com/office/drawing/2016/5/12/chartex" xmlns:cx7="http://schemas.microsoft.com/office/drawing/2016/5/13/chartex" xmlns:cx8="http://schemas.microsoft.com/office/drawing/2016/5/14/chartex" xmlns:mc="http://schemas.openxmlformats.org/markup-compatibility/2006" xmlns:aink="http://schemas.microsoft.com/office/drawing/2016/ink" xmlns:am3d="http://schemas.microsoft.com/office/drawing/2017/model3d" xmlns:o="urn:schemas-microsoft-com:office:office" xmlns:oel="http://schemas.microsoft.com/office/2019/extlst" xmlns:r="http://schemas.openxmlformats.org/officeDocument/2006/relationships" xmlns:m="http://schemas.openxmlformats.org/officeDocument/2006/math" xmlns:v="urn:schemas-microsoft-com:vml" xmlns:wp14="http://schemas.microsoft.com/office/word/2010/wordprocessingDrawing" xmlns:wp="http://schemas.openxmlformats.org/drawingml/2006/wordprocessingDrawing" xmlns:w10="urn:schemas-microsoft-com:office:word" xmlns:w="http://schemas.openxmlformats.org/wordprocessingml/2006/main" xmlns:w14="http://schemas.microsoft.com/office/word/2010/wordml" xmlns:w15="http://schemas.microsoft.com/office/word/2012/wordml" xmlns:w16cex="http://schemas.microsoft.com/office/word/2018/wordml/cex" xmlns:w16cid="http://schemas.microsoft.com/office/word/2016/wordml/cid" xmlns:w16="http://schemas.microsoft.com/office/word/2018/wordml" xmlns:w16sdtdh="http://schemas.microsoft.com/office/word/2020/wordml/sdtdatahash" xmlns:w16se="http://schemas.microsoft.com/office/word/2015/wordml/symex" xmlns:wpg="http://schemas.microsoft.com/office/word/2010/wordprocessingGroup" xmlns:wpi="http://schemas.microsoft.com/office/word/2010/wordprocessingInk" xmlns:wne="http://schemas.microsoft.com/office/word/2006/wordml" xmlns:wps="http://schemas.microsoft.com/office/word/2010/wordprocessingShape" mc:Ignorable="w14 w15 w16se w16cid w16 w16cex w16sdtdh wp14">
+<w:endnotes xmlns:wpc="http://schemas.microsoft.com/office/word/2010/wordprocessingCanvas" xmlns:cx="http://schemas.microsoft.com/office/drawing/2014/chartex" xmlns:cx1="http://schemas.microsoft.com/office/drawing/2015/9/8/chartex" xmlns:cx2="http://schemas.microsoft.com/office/drawing/2015/10/21/chartex" xmlns:cx3="http://schemas.microsoft.com/office/drawing/2016/5/9/chartex" xmlns:cx4="http://schemas.microsoft.com/office/drawing/2016/5/10/chartex" xmlns:cx5="http://schemas.microsoft.com/office/drawing/2016/5/11/chartex" xmlns:cx6="http://schemas.microsoft.com/office/drawing/2016/5/12/chartex" xmlns:cx7="http://schemas.microsoft.com/office/drawing/2016/5/13/chartex" xmlns:cx8="http://schemas.microsoft.com/office/drawing/2016/5/14/chartex" xmlns:mc="http://schemas.openxmlformats.org/markup-compatibility/2006" xmlns:aink="http://schemas.microsoft.com/office/drawing/2016/ink" xmlns:am3d="http://schemas.microsoft.com/office/drawing/2017/model3d" xmlns:o="urn:schemas-microsoft-com:office:office" xmlns:oel="http://schemas.microsoft.com/office/2019/extlst" xmlns:r="http://schemas.openxmlformats.org/officeDocument/2006/relationships" xmlns:m="http://schemas.openxmlformats.org/officeDocument/2006/math" xmlns:v="urn:schemas-microsoft-com:vml" xmlns:wp14="http://schemas.microsoft.com/office/word/2010/wordprocessingDrawing" xmlns:wp="http://schemas.openxmlformats.org/drawingml/2006/wordprocessingDrawing" xmlns:w10="urn:schemas-microsoft-com:office:word" xmlns:w="http://schemas.openxmlformats.org/wordprocessingml/2006/main" xmlns:w14="http://schemas.microsoft.com/office/word/2010/wordml" xmlns:w15="http://schemas.microsoft.com/office/word/2012/wordml" xmlns:w16cex="http://schemas.microsoft.com/office/word/2018/wordml/cex" xmlns:w16cid="http://schemas.microsoft.com/office/word/2016/wordml/cid" xmlns:w16="http://schemas.microsoft.com/office/word/2018/wordml" xmlns:w16du="http://schemas.microsoft.com/office/word/2023/wordml/word16du" xmlns:w16sdtdh="http://schemas.microsoft.com/office/word/2020/wordml/sdtdatahash" xmlns:w16sdtfl="http://schemas.microsoft.com/office/word/2024/wordml/sdtformatlock" xmlns:w16se="http://schemas.microsoft.com/office/word/2015/wordml/symex" xmlns:wpg="http://schemas.microsoft.com/office/word/2010/wordprocessingGroup" xmlns:wpi="http://schemas.microsoft.com/office/word/2010/wordprocessingInk" xmlns:wne="http://schemas.microsoft.com/office/word/2006/wordml" xmlns:wps="http://schemas.microsoft.com/office/word/2010/wordprocessingShape" mc:Ignorable="w14 w15 w16se w16cid w16 w16cex w16sdtdh w16sdtfl w16du wp14">
   <w:endnote w:type="separator" w:id="-1">
     <w:p>
       <w:pPr>
@@ -922,7 +926,7 @@
 </file>
 
 <file path=word/footer1.xml><?xml version="1.0" encoding="utf-8"?>
-<w:ftr xmlns:wpc="http://schemas.microsoft.com/office/word/2010/wordprocessingCanvas" xmlns:cx="http://schemas.microsoft.com/office/drawing/2014/chartex" xmlns:cx1="http://schemas.microsoft.com/office/drawing/2015/9/8/chartex" xmlns:cx2="http://schemas.microsoft.com/office/drawing/2015/10/21/chartex" xmlns:cx3="http://schemas.microsoft.com/office/drawing/2016/5/9/chartex" xmlns:cx4="http://schemas.microsoft.com/office/drawing/2016/5/10/chartex" xmlns:cx5="http://schemas.microsoft.com/office/drawing/2016/5/11/chartex" xmlns:cx6="http://schemas.microsoft.com/office/drawing/2016/5/12/chartex" xmlns:cx7="http://schemas.microsoft.com/office/drawing/2016/5/13/chartex" xmlns:cx8="http://schemas.microsoft.com/office/drawing/2016/5/14/chartex" xmlns:mc="http://schemas.openxmlformats.org/markup-compatibility/2006" xmlns:aink="http://schemas.microsoft.com/office/drawing/2016/ink" xmlns:am3d="http://schemas.microsoft.com/office/drawing/2017/model3d" xmlns:o="urn:schemas-microsoft-com:office:office" xmlns:oel="http://schemas.microsoft.com/office/2019/extlst" xmlns:r="http://schemas.openxmlformats.org/officeDocument/2006/relationships" xmlns:m="http://schemas.openxmlformats.org/officeDocument/2006/math" xmlns:v="urn:schemas-microsoft-com:vml" xmlns:wp14="http://schemas.microsoft.com/office/word/2010/wordprocessingDrawing" xmlns:wp="http://schemas.openxmlformats.org/drawingml/2006/wordprocessingDrawing" xmlns:w10="urn:schemas-microsoft-com:office:word" xmlns:w="http://schemas.openxmlformats.org/wordprocessingml/2006/main" xmlns:w14="http://schemas.microsoft.com/office/word/2010/wordml" xmlns:w15="http://schemas.microsoft.com/office/word/2012/wordml" xmlns:w16cex="http://schemas.microsoft.com/office/word/2018/wordml/cex" xmlns:w16cid="http://schemas.microsoft.com/office/word/2016/wordml/cid" xmlns:w16="http://schemas.microsoft.com/office/word/2018/wordml" xmlns:w16sdtdh="http://schemas.microsoft.com/office/word/2020/wordml/sdtdatahash" xmlns:w16se="http://schemas.microsoft.com/office/word/2015/wordml/symex" xmlns:wpg="http://schemas.microsoft.com/office/word/2010/wordprocessingGroup" xmlns:wpi="http://schemas.microsoft.com/office/word/2010/wordprocessingInk" xmlns:wne="http://schemas.microsoft.com/office/word/2006/wordml" xmlns:wps="http://schemas.microsoft.com/office/word/2010/wordprocessingShape" mc:Ignorable="w14 w15 w16se w16cid w16 w16cex w16sdtdh wp14">
+<w:ftr xmlns:wpc="http://schemas.microsoft.com/office/word/2010/wordprocessingCanvas" xmlns:cx="http://schemas.microsoft.com/office/drawing/2014/chartex" xmlns:cx1="http://schemas.microsoft.com/office/drawing/2015/9/8/chartex" xmlns:cx2="http://schemas.microsoft.com/office/drawing/2015/10/21/chartex" xmlns:cx3="http://schemas.microsoft.com/office/drawing/2016/5/9/chartex" xmlns:cx4="http://schemas.microsoft.com/office/drawing/2016/5/10/chartex" xmlns:cx5="http://schemas.microsoft.com/office/drawing/2016/5/11/chartex" xmlns:cx6="http://schemas.microsoft.com/office/drawing/2016/5/12/chartex" xmlns:cx7="http://schemas.microsoft.com/office/drawing/2016/5/13/chartex" xmlns:cx8="http://schemas.microsoft.com/office/drawing/2016/5/14/chartex" xmlns:mc="http://schemas.openxmlformats.org/markup-compatibility/2006" xmlns:aink="http://schemas.microsoft.com/office/drawing/2016/ink" xmlns:am3d="http://schemas.microsoft.com/office/drawing/2017/model3d" xmlns:o="urn:schemas-microsoft-com:office:office" xmlns:oel="http://schemas.microsoft.com/office/2019/extlst" xmlns:r="http://schemas.openxmlformats.org/officeDocument/2006/relationships" xmlns:m="http://schemas.openxmlformats.org/officeDocument/2006/math" xmlns:v="urn:schemas-microsoft-com:vml" xmlns:wp14="http://schemas.microsoft.com/office/word/2010/wordprocessingDrawing" xmlns:wp="http://schemas.openxmlformats.org/drawingml/2006/wordprocessingDrawing" xmlns:w10="urn:schemas-microsoft-com:office:word" xmlns:w="http://schemas.openxmlformats.org/wordprocessingml/2006/main" xmlns:w14="http://schemas.microsoft.com/office/word/2010/wordml" xmlns:w15="http://schemas.microsoft.com/office/word/2012/wordml" xmlns:w16cex="http://schemas.microsoft.com/office/word/2018/wordml/cex" xmlns:w16cid="http://schemas.microsoft.com/office/word/2016/wordml/cid" xmlns:w16="http://schemas.microsoft.com/office/word/2018/wordml" xmlns:w16du="http://schemas.microsoft.com/office/word/2023/wordml/word16du" xmlns:w16sdtdh="http://schemas.microsoft.com/office/word/2020/wordml/sdtdatahash" xmlns:w16sdtfl="http://schemas.microsoft.com/office/word/2024/wordml/sdtformatlock" xmlns:w16se="http://schemas.microsoft.com/office/word/2015/wordml/symex" xmlns:wpg="http://schemas.microsoft.com/office/word/2010/wordprocessingGroup" xmlns:wpi="http://schemas.microsoft.com/office/word/2010/wordprocessingInk" xmlns:wne="http://schemas.microsoft.com/office/word/2006/wordml" xmlns:wps="http://schemas.microsoft.com/office/word/2010/wordprocessingShape" mc:Ignorable="w14 w15 w16se w16cid w16 w16cex w16sdtdh w16sdtfl w16du wp14">
   <w:p>
     <w:pPr>
       <w:pStyle w:val="Footer"/>
@@ -932,7 +936,7 @@
 </file>
 
 <file path=word/footer2.xml><?xml version="1.0" encoding="utf-8"?>
-<w:ftr xmlns:wpc="http://schemas.microsoft.com/office/word/2010/wordprocessingCanvas" xmlns:cx="http://schemas.microsoft.com/office/drawing/2014/chartex" xmlns:cx1="http://schemas.microsoft.com/office/drawing/2015/9/8/chartex" xmlns:cx2="http://schemas.microsoft.com/office/drawing/2015/10/21/chartex" xmlns:cx3="http://schemas.microsoft.com/office/drawing/2016/5/9/chartex" xmlns:cx4="http://schemas.microsoft.com/office/drawing/2016/5/10/chartex" xmlns:cx5="http://schemas.microsoft.com/office/drawing/2016/5/11/chartex" xmlns:cx6="http://schemas.microsoft.com/office/drawing/2016/5/12/chartex" xmlns:cx7="http://schemas.microsoft.com/office/drawing/2016/5/13/chartex" xmlns:cx8="http://schemas.microsoft.com/office/drawing/2016/5/14/chartex" xmlns:mc="http://schemas.openxmlformats.org/markup-compatibility/2006" xmlns:aink="http://schemas.microsoft.com/office/drawing/2016/ink" xmlns:am3d="http://schemas.microsoft.com/office/drawing/2017/model3d" xmlns:o="urn:schemas-microsoft-com:office:office" xmlns:oel="http://schemas.microsoft.com/office/2019/extlst" xmlns:r="http://schemas.openxmlformats.org/officeDocument/2006/relationships" xmlns:m="http://schemas.openxmlformats.org/officeDocument/2006/math" xmlns:v="urn:schemas-microsoft-com:vml" xmlns:wp14="http://schemas.microsoft.com/office/word/2010/wordprocessingDrawing" xmlns:wp="http://schemas.openxmlformats.org/drawingml/2006/wordprocessingDrawing" xmlns:w10="urn:schemas-microsoft-com:office:word" xmlns:w="http://schemas.openxmlformats.org/wordprocessingml/2006/main" xmlns:w14="http://schemas.microsoft.com/office/word/2010/wordml" xmlns:w15="http://schemas.microsoft.com/office/word/2012/wordml" xmlns:w16cex="http://schemas.microsoft.com/office/word/2018/wordml/cex" xmlns:w16cid="http://schemas.microsoft.com/office/word/2016/wordml/cid" xmlns:w16="http://schemas.microsoft.com/office/word/2018/wordml" xmlns:w16sdtdh="http://schemas.microsoft.com/office/word/2020/wordml/sdtdatahash" xmlns:w16se="http://schemas.microsoft.com/office/word/2015/wordml/symex" xmlns:wpg="http://schemas.microsoft.com/office/word/2010/wordprocessingGroup" xmlns:wpi="http://schemas.microsoft.com/office/word/2010/wordprocessingInk" xmlns:wne="http://schemas.microsoft.com/office/word/2006/wordml" xmlns:wps="http://schemas.microsoft.com/office/word/2010/wordprocessingShape" mc:Ignorable="w14 w15 w16se w16cid w16 w16cex w16sdtdh wp14">
+<w:ftr xmlns:wpc="http://schemas.microsoft.com/office/word/2010/wordprocessingCanvas" xmlns:cx="http://schemas.microsoft.com/office/drawing/2014/chartex" xmlns:cx1="http://schemas.microsoft.com/office/drawing/2015/9/8/chartex" xmlns:cx2="http://schemas.microsoft.com/office/drawing/2015/10/21/chartex" xmlns:cx3="http://schemas.microsoft.com/office/drawing/2016/5/9/chartex" xmlns:cx4="http://schemas.microsoft.com/office/drawing/2016/5/10/chartex" xmlns:cx5="http://schemas.microsoft.com/office/drawing/2016/5/11/chartex" xmlns:cx6="http://schemas.microsoft.com/office/drawing/2016/5/12/chartex" xmlns:cx7="http://schemas.microsoft.com/office/drawing/2016/5/13/chartex" xmlns:cx8="http://schemas.microsoft.com/office/drawing/2016/5/14/chartex" xmlns:mc="http://schemas.openxmlformats.org/markup-compatibility/2006" xmlns:aink="http://schemas.microsoft.com/office/drawing/2016/ink" xmlns:am3d="http://schemas.microsoft.com/office/drawing/2017/model3d" xmlns:o="urn:schemas-microsoft-com:office:office" xmlns:oel="http://schemas.microsoft.com/office/2019/extlst" xmlns:r="http://schemas.openxmlformats.org/officeDocument/2006/relationships" xmlns:m="http://schemas.openxmlformats.org/officeDocument/2006/math" xmlns:v="urn:schemas-microsoft-com:vml" xmlns:wp14="http://schemas.microsoft.com/office/word/2010/wordprocessingDrawing" xmlns:wp="http://schemas.openxmlformats.org/drawingml/2006/wordprocessingDrawing" xmlns:w10="urn:schemas-microsoft-com:office:word" xmlns:w="http://schemas.openxmlformats.org/wordprocessingml/2006/main" xmlns:w14="http://schemas.microsoft.com/office/word/2010/wordml" xmlns:w15="http://schemas.microsoft.com/office/word/2012/wordml" xmlns:w16cex="http://schemas.microsoft.com/office/word/2018/wordml/cex" xmlns:w16cid="http://schemas.microsoft.com/office/word/2016/wordml/cid" xmlns:w16="http://schemas.microsoft.com/office/word/2018/wordml" xmlns:w16du="http://schemas.microsoft.com/office/word/2023/wordml/word16du" xmlns:w16sdtdh="http://schemas.microsoft.com/office/word/2020/wordml/sdtdatahash" xmlns:w16sdtfl="http://schemas.microsoft.com/office/word/2024/wordml/sdtformatlock" xmlns:w16se="http://schemas.microsoft.com/office/word/2015/wordml/symex" xmlns:wpg="http://schemas.microsoft.com/office/word/2010/wordprocessingGroup" xmlns:wpi="http://schemas.microsoft.com/office/word/2010/wordprocessingInk" xmlns:wne="http://schemas.microsoft.com/office/word/2006/wordml" xmlns:wps="http://schemas.microsoft.com/office/word/2010/wordprocessingShape" mc:Ignorable="w14 w15 w16se w16cid w16 w16cex w16sdtdh w16sdtfl w16du wp14">
   <w:p>
     <w:pPr>
       <w:pStyle w:val="Footer"/>
@@ -942,7 +946,7 @@
 </file>
 
 <file path=word/footer3.xml><?xml version="1.0" encoding="utf-8"?>
-<w:ftr xmlns:wpc="http://schemas.microsoft.com/office/word/2010/wordprocessingCanvas" xmlns:cx="http://schemas.microsoft.com/office/drawing/2014/chartex" xmlns:cx1="http://schemas.microsoft.com/office/drawing/2015/9/8/chartex" xmlns:cx2="http://schemas.microsoft.com/office/drawing/2015/10/21/chartex" xmlns:cx3="http://schemas.microsoft.com/office/drawing/2016/5/9/chartex" xmlns:cx4="http://schemas.microsoft.com/office/drawing/2016/5/10/chartex" xmlns:cx5="http://schemas.microsoft.com/office/drawing/2016/5/11/chartex" xmlns:cx6="http://schemas.microsoft.com/office/drawing/2016/5/12/chartex" xmlns:cx7="http://schemas.microsoft.com/office/drawing/2016/5/13/chartex" xmlns:cx8="http://schemas.microsoft.com/office/drawing/2016/5/14/chartex" xmlns:mc="http://schemas.openxmlformats.org/markup-compatibility/2006" xmlns:aink="http://schemas.microsoft.com/office/drawing/2016/ink" xmlns:am3d="http://schemas.microsoft.com/office/drawing/2017/model3d" xmlns:o="urn:schemas-microsoft-com:office:office" xmlns:oel="http://schemas.microsoft.com/office/2019/extlst" xmlns:r="http://schemas.openxmlformats.org/officeDocument/2006/relationships" xmlns:m="http://schemas.openxmlformats.org/officeDocument/2006/math" xmlns:v="urn:schemas-microsoft-com:vml" xmlns:wp14="http://schemas.microsoft.com/office/word/2010/wordprocessingDrawing" xmlns:wp="http://schemas.openxmlformats.org/drawingml/2006/wordprocessingDrawing" xmlns:w10="urn:schemas-microsoft-com:office:word" xmlns:w="http://schemas.openxmlformats.org/wordprocessingml/2006/main" xmlns:w14="http://schemas.microsoft.com/office/word/2010/wordml" xmlns:w15="http://schemas.microsoft.com/office/word/2012/wordml" xmlns:w16cex="http://schemas.microsoft.com/office/word/2018/wordml/cex" xmlns:w16cid="http://schemas.microsoft.com/office/word/2016/wordml/cid" xmlns:w16="http://schemas.microsoft.com/office/word/2018/wordml" xmlns:w16sdtdh="http://schemas.microsoft.com/office/word/2020/wordml/sdtdatahash" xmlns:w16se="http://schemas.microsoft.com/office/word/2015/wordml/symex" xmlns:wpg="http://schemas.microsoft.com/office/word/2010/wordprocessingGroup" xmlns:wpi="http://schemas.microsoft.com/office/word/2010/wordprocessingInk" xmlns:wne="http://schemas.microsoft.com/office/word/2006/wordml" xmlns:wps="http://schemas.microsoft.com/office/word/2010/wordprocessingShape" mc:Ignorable="w14 w15 w16se w16cid w16 w16cex w16sdtdh wp14">
+<w:ftr xmlns:wpc="http://schemas.microsoft.com/office/word/2010/wordprocessingCanvas" xmlns:cx="http://schemas.microsoft.com/office/drawing/2014/chartex" xmlns:cx1="http://schemas.microsoft.com/office/drawing/2015/9/8/chartex" xmlns:cx2="http://schemas.microsoft.com/office/drawing/2015/10/21/chartex" xmlns:cx3="http://schemas.microsoft.com/office/drawing/2016/5/9/chartex" xmlns:cx4="http://schemas.microsoft.com/office/drawing/2016/5/10/chartex" xmlns:cx5="http://schemas.microsoft.com/office/drawing/2016/5/11/chartex" xmlns:cx6="http://schemas.microsoft.com/office/drawing/2016/5/12/chartex" xmlns:cx7="http://schemas.microsoft.com/office/drawing/2016/5/13/chartex" xmlns:cx8="http://schemas.microsoft.com/office/drawing/2016/5/14/chartex" xmlns:mc="http://schemas.openxmlformats.org/markup-compatibility/2006" xmlns:aink="http://schemas.microsoft.com/office/drawing/2016/ink" xmlns:am3d="http://schemas.microsoft.com/office/drawing/2017/model3d" xmlns:o="urn:schemas-microsoft-com:office:office" xmlns:oel="http://schemas.microsoft.com/office/2019/extlst" xmlns:r="http://schemas.openxmlformats.org/officeDocument/2006/relationships" xmlns:m="http://schemas.openxmlformats.org/officeDocument/2006/math" xmlns:v="urn:schemas-microsoft-com:vml" xmlns:wp14="http://schemas.microsoft.com/office/word/2010/wordprocessingDrawing" xmlns:wp="http://schemas.openxmlformats.org/drawingml/2006/wordprocessingDrawing" xmlns:w10="urn:schemas-microsoft-com:office:word" xmlns:w="http://schemas.openxmlformats.org/wordprocessingml/2006/main" xmlns:w14="http://schemas.microsoft.com/office/word/2010/wordml" xmlns:w15="http://schemas.microsoft.com/office/word/2012/wordml" xmlns:w16cex="http://schemas.microsoft.com/office/word/2018/wordml/cex" xmlns:w16cid="http://schemas.microsoft.com/office/word/2016/wordml/cid" xmlns:w16="http://schemas.microsoft.com/office/word/2018/wordml" xmlns:w16du="http://schemas.microsoft.com/office/word/2023/wordml/word16du" xmlns:w16sdtdh="http://schemas.microsoft.com/office/word/2020/wordml/sdtdatahash" xmlns:w16sdtfl="http://schemas.microsoft.com/office/word/2024/wordml/sdtformatlock" xmlns:w16se="http://schemas.microsoft.com/office/word/2015/wordml/symex" xmlns:wpg="http://schemas.microsoft.com/office/word/2010/wordprocessingGroup" xmlns:wpi="http://schemas.microsoft.com/office/word/2010/wordprocessingInk" xmlns:wne="http://schemas.microsoft.com/office/word/2006/wordml" xmlns:wps="http://schemas.microsoft.com/office/word/2010/wordprocessingShape" mc:Ignorable="w14 w15 w16se w16cid w16 w16cex w16sdtdh w16sdtfl w16du wp14">
   <w:p>
     <w:pPr>
       <w:pStyle w:val="Footer"/>
@@ -952,7 +956,7 @@
 </file>
 
 <file path=word/footnotes.xml><?xml version="1.0" encoding="utf-8"?>
-<w:footnotes xmlns:wpc="http://schemas.microsoft.com/office/word/2010/wordprocessingCanvas" xmlns:cx="http://schemas.microsoft.com/office/drawing/2014/chartex" xmlns:cx1="http://schemas.microsoft.com/office/drawing/2015/9/8/chartex" xmlns:cx2="http://schemas.microsoft.com/office/drawing/2015/10/21/chartex" xmlns:cx3="http://schemas.microsoft.com/office/drawing/2016/5/9/chartex" xmlns:cx4="http://schemas.microsoft.com/office/drawing/2016/5/10/chartex" xmlns:cx5="http://schemas.microsoft.com/office/drawing/2016/5/11/chartex" xmlns:cx6="http://schemas.microsoft.com/office/drawing/2016/5/12/chartex" xmlns:cx7="http://schemas.microsoft.com/office/drawing/2016/5/13/chartex" xmlns:cx8="http://schemas.microsoft.com/office/drawing/2016/5/14/chartex" xmlns:mc="http://schemas.openxmlformats.org/markup-compatibility/2006" xmlns:aink="http://schemas.microsoft.com/office/drawing/2016/ink" xmlns:am3d="http://schemas.microsoft.com/office/drawing/2017/model3d" xmlns:o="urn:schemas-microsoft-com:office:office" xmlns:oel="http://schemas.microsoft.com/office/2019/extlst" xmlns:r="http://schemas.openxmlformats.org/officeDocument/2006/relationships" xmlns:m="http://schemas.openxmlformats.org/officeDocument/2006/math" xmlns:v="urn:schemas-microsoft-com:vml" xmlns:wp14="http://schemas.microsoft.com/office/word/2010/wordprocessingDrawing" xmlns:wp="http://schemas.openxmlformats.org/drawingml/2006/wordprocessingDrawing" xmlns:w10="urn:schemas-microsoft-com:office:word" xmlns:w="http://schemas.openxmlformats.org/wordprocessingml/2006/main" xmlns:w14="http://schemas.microsoft.com/office/word/2010/wordml" xmlns:w15="http://schemas.microsoft.com/office/word/2012/wordml" xmlns:w16cex="http://schemas.microsoft.com/office/word/2018/wordml/cex" xmlns:w16cid="http://schemas.microsoft.com/office/word/2016/wordml/cid" xmlns:w16="http://schemas.microsoft.com/office/word/2018/wordml" xmlns:w16sdtdh="http://schemas.microsoft.com/office/word/2020/wordml/sdtdatahash" xmlns:w16se="http://schemas.microsoft.com/office/word/2015/wordml/symex" xmlns:wpg="http://schemas.microsoft.com/office/word/2010/wordprocessingGroup" xmlns:wpi="http://schemas.microsoft.com/office/word/2010/wordprocessingInk" xmlns:wne="http://schemas.microsoft.com/office/word/2006/wordml" xmlns:wps="http://schemas.microsoft.com/office/word/2010/wordprocessingShape" mc:Ignorable="w14 w15 w16se w16cid w16 w16cex w16sdtdh wp14">
+<w:footnotes xmlns:wpc="http://schemas.microsoft.com/office/word/2010/wordprocessingCanvas" xmlns:cx="http://schemas.microsoft.com/office/drawing/2014/chartex" xmlns:cx1="http://schemas.microsoft.com/office/drawing/2015/9/8/chartex" xmlns:cx2="http://schemas.microsoft.com/office/drawing/2015/10/21/chartex" xmlns:cx3="http://schemas.microsoft.com/office/drawing/2016/5/9/chartex" xmlns:cx4="http://schemas.microsoft.com/office/drawing/2016/5/10/chartex" xmlns:cx5="http://schemas.microsoft.com/office/drawing/2016/5/11/chartex" xmlns:cx6="http://schemas.microsoft.com/office/drawing/2016/5/12/chartex" xmlns:cx7="http://schemas.microsoft.com/office/drawing/2016/5/13/chartex" xmlns:cx8="http://schemas.microsoft.com/office/drawing/2016/5/14/chartex" xmlns:mc="http://schemas.openxmlformats.org/markup-compatibility/2006" xmlns:aink="http://schemas.microsoft.com/office/drawing/2016/ink" xmlns:am3d="http://schemas.microsoft.com/office/drawing/2017/model3d" xmlns:o="urn:schemas-microsoft-com:office:office" xmlns:oel="http://schemas.microsoft.com/office/2019/extlst" xmlns:r="http://schemas.openxmlformats.org/officeDocument/2006/relationships" xmlns:m="http://schemas.openxmlformats.org/officeDocument/2006/math" xmlns:v="urn:schemas-microsoft-com:vml" xmlns:wp14="http://schemas.microsoft.com/office/word/2010/wordprocessingDrawing" xmlns:wp="http://schemas.openxmlformats.org/drawingml/2006/wordprocessingDrawing" xmlns:w10="urn:schemas-microsoft-com:office:word" xmlns:w="http://schemas.openxmlformats.org/wordprocessingml/2006/main" xmlns:w14="http://schemas.microsoft.com/office/word/2010/wordml" xmlns:w15="http://schemas.microsoft.com/office/word/2012/wordml" xmlns:w16cex="http://schemas.microsoft.com/office/word/2018/wordml/cex" xmlns:w16cid="http://schemas.microsoft.com/office/word/2016/wordml/cid" xmlns:w16="http://schemas.microsoft.com/office/word/2018/wordml" xmlns:w16du="http://schemas.microsoft.com/office/word/2023/wordml/word16du" xmlns:w16sdtdh="http://schemas.microsoft.com/office/word/2020/wordml/sdtdatahash" xmlns:w16sdtfl="http://schemas.microsoft.com/office/word/2024/wordml/sdtformatlock" xmlns:w16se="http://schemas.microsoft.com/office/word/2015/wordml/symex" xmlns:wpg="http://schemas.microsoft.com/office/word/2010/wordprocessingGroup" xmlns:wpi="http://schemas.microsoft.com/office/word/2010/wordprocessingInk" xmlns:wne="http://schemas.microsoft.com/office/word/2006/wordml" xmlns:wps="http://schemas.microsoft.com/office/word/2010/wordprocessingShape" mc:Ignorable="w14 w15 w16se w16cid w16 w16cex w16sdtdh w16sdtfl w16du wp14">
   <w:footnote w:type="separator" w:id="-1">
     <w:p>
       <w:pPr>
@@ -977,7 +981,7 @@
 </file>
 
 <file path=word/header1.xml><?xml version="1.0" encoding="utf-8"?>
-<w:hdr xmlns:wpc="http://schemas.microsoft.com/office/word/2010/wordprocessingCanvas" xmlns:cx="http://schemas.microsoft.com/office/drawing/2014/chartex" xmlns:cx1="http://schemas.microsoft.com/office/drawing/2015/9/8/chartex" xmlns:cx2="http://schemas.microsoft.com/office/drawing/2015/10/21/chartex" xmlns:cx3="http://schemas.microsoft.com/office/drawing/2016/5/9/chartex" xmlns:cx4="http://schemas.microsoft.com/office/drawing/2016/5/10/chartex" xmlns:cx5="http://schemas.microsoft.com/office/drawing/2016/5/11/chartex" xmlns:cx6="http://schemas.microsoft.com/office/drawing/2016/5/12/chartex" xmlns:cx7="http://schemas.microsoft.com/office/drawing/2016/5/13/chartex" xmlns:cx8="http://schemas.microsoft.com/office/drawing/2016/5/14/chartex" xmlns:mc="http://schemas.openxmlformats.org/markup-compatibility/2006" xmlns:aink="http://schemas.microsoft.com/office/drawing/2016/ink" xmlns:am3d="http://schemas.microsoft.com/office/drawing/2017/model3d" xmlns:o="urn:schemas-microsoft-com:office:office" xmlns:oel="http://schemas.microsoft.com/office/2019/extlst" xmlns:r="http://schemas.openxmlformats.org/officeDocument/2006/relationships" xmlns:m="http://schemas.openxmlformats.org/officeDocument/2006/math" xmlns:v="urn:schemas-microsoft-com:vml" xmlns:wp14="http://schemas.microsoft.com/office/word/2010/wordprocessingDrawing" xmlns:wp="http://schemas.openxmlformats.org/drawingml/2006/wordprocessingDrawing" xmlns:w10="urn:schemas-microsoft-com:office:word" xmlns:w="http://schemas.openxmlformats.org/wordprocessingml/2006/main" xmlns:w14="http://schemas.microsoft.com/office/word/2010/wordml" xmlns:w15="http://schemas.microsoft.com/office/word/2012/wordml" xmlns:w16cex="http://schemas.microsoft.com/office/word/2018/wordml/cex" xmlns:w16cid="http://schemas.microsoft.com/office/word/2016/wordml/cid" xmlns:w16="http://schemas.microsoft.com/office/word/2018/wordml" xmlns:w16sdtdh="http://schemas.microsoft.com/office/word/2020/wordml/sdtdatahash" xmlns:w16se="http://schemas.microsoft.com/office/word/2015/wordml/symex" xmlns:wpg="http://schemas.microsoft.com/office/word/2010/wordprocessingGroup" xmlns:wpi="http://schemas.microsoft.com/office/word/2010/wordprocessingInk" xmlns:wne="http://schemas.microsoft.com/office/word/2006/wordml" xmlns:wps="http://schemas.microsoft.com/office/word/2010/wordprocessingShape" mc:Ignorable="w14 w15 w16se w16cid w16 w16cex w16sdtdh wp14">
+<w:hdr xmlns:wpc="http://schemas.microsoft.com/office/word/2010/wordprocessingCanvas" xmlns:cx="http://schemas.microsoft.com/office/drawing/2014/chartex" xmlns:cx1="http://schemas.microsoft.com/office/drawing/2015/9/8/chartex" xmlns:cx2="http://schemas.microsoft.com/office/drawing/2015/10/21/chartex" xmlns:cx3="http://schemas.microsoft.com/office/drawing/2016/5/9/chartex" xmlns:cx4="http://schemas.microsoft.com/office/drawing/2016/5/10/chartex" xmlns:cx5="http://schemas.microsoft.com/office/drawing/2016/5/11/chartex" xmlns:cx6="http://schemas.microsoft.com/office/drawing/2016/5/12/chartex" xmlns:cx7="http://schemas.microsoft.com/office/drawing/2016/5/13/chartex" xmlns:cx8="http://schemas.microsoft.com/office/drawing/2016/5/14/chartex" xmlns:mc="http://schemas.openxmlformats.org/markup-compatibility/2006" xmlns:aink="http://schemas.microsoft.com/office/drawing/2016/ink" xmlns:am3d="http://schemas.microsoft.com/office/drawing/2017/model3d" xmlns:o="urn:schemas-microsoft-com:office:office" xmlns:oel="http://schemas.microsoft.com/office/2019/extlst" xmlns:r="http://schemas.openxmlformats.org/officeDocument/2006/relationships" xmlns:m="http://schemas.openxmlformats.org/officeDocument/2006/math" xmlns:v="urn:schemas-microsoft-com:vml" xmlns:wp14="http://schemas.microsoft.com/office/word/2010/wordprocessingDrawing" xmlns:wp="http://schemas.openxmlformats.org/drawingml/2006/wordprocessingDrawing" xmlns:w10="urn:schemas-microsoft-com:office:word" xmlns:w="http://schemas.openxmlformats.org/wordprocessingml/2006/main" xmlns:w14="http://schemas.microsoft.com/office/word/2010/wordml" xmlns:w15="http://schemas.microsoft.com/office/word/2012/wordml" xmlns:w16cex="http://schemas.microsoft.com/office/word/2018/wordml/cex" xmlns:w16cid="http://schemas.microsoft.com/office/word/2016/wordml/cid" xmlns:w16="http://schemas.microsoft.com/office/word/2018/wordml" xmlns:w16du="http://schemas.microsoft.com/office/word/2023/wordml/word16du" xmlns:w16sdtdh="http://schemas.microsoft.com/office/word/2020/wordml/sdtdatahash" xmlns:w16sdtfl="http://schemas.microsoft.com/office/word/2024/wordml/sdtformatlock" xmlns:w16se="http://schemas.microsoft.com/office/word/2015/wordml/symex" xmlns:wpg="http://schemas.microsoft.com/office/word/2010/wordprocessingGroup" xmlns:wpi="http://schemas.microsoft.com/office/word/2010/wordprocessingInk" xmlns:wne="http://schemas.microsoft.com/office/word/2006/wordml" xmlns:wps="http://schemas.microsoft.com/office/word/2010/wordprocessingShape" mc:Ignorable="w14 w15 w16se w16cid w16 w16cex w16sdtdh w16sdtfl w16du wp14">
   <w:p>
     <w:pPr>
       <w:pStyle w:val="Header"/>
@@ -987,7 +991,7 @@
 </file>
 
 <file path=word/header2.xml><?xml version="1.0" encoding="utf-8"?>
-<w:hdr xmlns:wpc="http://schemas.microsoft.com/office/word/2010/wordprocessingCanvas" xmlns:cx="http://schemas.microsoft.com/office/drawing/2014/chartex" xmlns:cx1="http://schemas.microsoft.com/office/drawing/2015/9/8/chartex" xmlns:cx2="http://schemas.microsoft.com/office/drawing/2015/10/21/chartex" xmlns:cx3="http://schemas.microsoft.com/office/drawing/2016/5/9/chartex" xmlns:cx4="http://schemas.microsoft.com/office/drawing/2016/5/10/chartex" xmlns:cx5="http://schemas.microsoft.com/office/drawing/2016/5/11/chartex" xmlns:cx6="http://schemas.microsoft.com/office/drawing/2016/5/12/chartex" xmlns:cx7="http://schemas.microsoft.com/office/drawing/2016/5/13/chartex" xmlns:cx8="http://schemas.microsoft.com/office/drawing/2016/5/14/chartex" xmlns:mc="http://schemas.openxmlformats.org/markup-compatibility/2006" xmlns:aink="http://schemas.microsoft.com/office/drawing/2016/ink" xmlns:am3d="http://schemas.microsoft.com/office/drawing/2017/model3d" xmlns:o="urn:schemas-microsoft-com:office:office" xmlns:oel="http://schemas.microsoft.com/office/2019/extlst" xmlns:r="http://schemas.openxmlformats.org/officeDocument/2006/relationships" xmlns:m="http://schemas.openxmlformats.org/officeDocument/2006/math" xmlns:v="urn:schemas-microsoft-com:vml" xmlns:wp14="http://schemas.microsoft.com/office/word/2010/wordprocessingDrawing" xmlns:wp="http://schemas.openxmlformats.org/drawingml/2006/wordprocessingDrawing" xmlns:w10="urn:schemas-microsoft-com:office:word" xmlns:w="http://schemas.openxmlformats.org/wordprocessingml/2006/main" xmlns:w14="http://schemas.microsoft.com/office/word/2010/wordml" xmlns:w15="http://schemas.microsoft.com/office/word/2012/wordml" xmlns:w16cex="http://schemas.microsoft.com/office/word/2018/wordml/cex" xmlns:w16cid="http://schemas.microsoft.com/office/word/2016/wordml/cid" xmlns:w16="http://schemas.microsoft.com/office/word/2018/wordml" xmlns:w16sdtdh="http://schemas.microsoft.com/office/word/2020/wordml/sdtdatahash" xmlns:w16se="http://schemas.microsoft.com/office/word/2015/wordml/symex" xmlns:wpg="http://schemas.microsoft.com/office/word/2010/wordprocessingGroup" xmlns:wpi="http://schemas.microsoft.com/office/word/2010/wordprocessingInk" xmlns:wne="http://schemas.microsoft.com/office/word/2006/wordml" xmlns:wps="http://schemas.microsoft.com/office/word/2010/wordprocessingShape" mc:Ignorable="w14 w15 w16se w16cid w16 w16cex w16sdtdh wp14">
+<w:hdr xmlns:wpc="http://schemas.microsoft.com/office/word/2010/wordprocessingCanvas" xmlns:cx="http://schemas.microsoft.com/office/drawing/2014/chartex" xmlns:cx1="http://schemas.microsoft.com/office/drawing/2015/9/8/chartex" xmlns:cx2="http://schemas.microsoft.com/office/drawing/2015/10/21/chartex" xmlns:cx3="http://schemas.microsoft.com/office/drawing/2016/5/9/chartex" xmlns:cx4="http://schemas.microsoft.com/office/drawing/2016/5/10/chartex" xmlns:cx5="http://schemas.microsoft.com/office/drawing/2016/5/11/chartex" xmlns:cx6="http://schemas.microsoft.com/office/drawing/2016/5/12/chartex" xmlns:cx7="http://schemas.microsoft.com/office/drawing/2016/5/13/chartex" xmlns:cx8="http://schemas.microsoft.com/office/drawing/2016/5/14/chartex" xmlns:mc="http://schemas.openxmlformats.org/markup-compatibility/2006" xmlns:aink="http://schemas.microsoft.com/office/drawing/2016/ink" xmlns:am3d="http://schemas.microsoft.com/office/drawing/2017/model3d" xmlns:o="urn:schemas-microsoft-com:office:office" xmlns:oel="http://schemas.microsoft.com/office/2019/extlst" xmlns:r="http://schemas.openxmlformats.org/officeDocument/2006/relationships" xmlns:m="http://schemas.openxmlformats.org/officeDocument/2006/math" xmlns:v="urn:schemas-microsoft-com:vml" xmlns:wp14="http://schemas.microsoft.com/office/word/2010/wordprocessingDrawing" xmlns:wp="http://schemas.openxmlformats.org/drawingml/2006/wordprocessingDrawing" xmlns:w10="urn:schemas-microsoft-com:office:word" xmlns:w="http://schemas.openxmlformats.org/wordprocessingml/2006/main" xmlns:w14="http://schemas.microsoft.com/office/word/2010/wordml" xmlns:w15="http://schemas.microsoft.com/office/word/2012/wordml" xmlns:w16cex="http://schemas.microsoft.com/office/word/2018/wordml/cex" xmlns:w16cid="http://schemas.microsoft.com/office/word/2016/wordml/cid" xmlns:w16="http://schemas.microsoft.com/office/word/2018/wordml" xmlns:w16du="http://schemas.microsoft.com/office/word/2023/wordml/word16du" xmlns:w16sdtdh="http://schemas.microsoft.com/office/word/2020/wordml/sdtdatahash" xmlns:w16sdtfl="http://schemas.microsoft.com/office/word/2024/wordml/sdtformatlock" xmlns:w16se="http://schemas.microsoft.com/office/word/2015/wordml/symex" xmlns:wpg="http://schemas.microsoft.com/office/word/2010/wordprocessingGroup" xmlns:wpi="http://schemas.microsoft.com/office/word/2010/wordprocessingInk" xmlns:wne="http://schemas.microsoft.com/office/word/2006/wordml" xmlns:wps="http://schemas.microsoft.com/office/word/2010/wordprocessingShape" mc:Ignorable="w14 w15 w16se w16cid w16 w16cex w16sdtdh w16sdtfl w16du wp14">
   <w:p>
     <w:pPr>
       <w:pStyle w:val="Header"/>
@@ -998,7 +1002,7 @@
 </file>
 
 <file path=word/header3.xml><?xml version="1.0" encoding="utf-8"?>
-<w:hdr xmlns:wpc="http://schemas.microsoft.com/office/word/2010/wordprocessingCanvas" xmlns:cx="http://schemas.microsoft.com/office/drawing/2014/chartex" xmlns:cx1="http://schemas.microsoft.com/office/drawing/2015/9/8/chartex" xmlns:cx2="http://schemas.microsoft.com/office/drawing/2015/10/21/chartex" xmlns:cx3="http://schemas.microsoft.com/office/drawing/2016/5/9/chartex" xmlns:cx4="http://schemas.microsoft.com/office/drawing/2016/5/10/chartex" xmlns:cx5="http://schemas.microsoft.com/office/drawing/2016/5/11/chartex" xmlns:cx6="http://schemas.microsoft.com/office/drawing/2016/5/12/chartex" xmlns:cx7="http://schemas.microsoft.com/office/drawing/2016/5/13/chartex" xmlns:cx8="http://schemas.microsoft.com/office/drawing/2016/5/14/chartex" xmlns:mc="http://schemas.openxmlformats.org/markup-compatibility/2006" xmlns:aink="http://schemas.microsoft.com/office/drawing/2016/ink" xmlns:am3d="http://schemas.microsoft.com/office/drawing/2017/model3d" xmlns:o="urn:schemas-microsoft-com:office:office" xmlns:oel="http://schemas.microsoft.com/office/2019/extlst" xmlns:r="http://schemas.openxmlformats.org/officeDocument/2006/relationships" xmlns:m="http://schemas.openxmlformats.org/officeDocument/2006/math" xmlns:v="urn:schemas-microsoft-com:vml" xmlns:wp14="http://schemas.microsoft.com/office/word/2010/wordprocessingDrawing" xmlns:wp="http://schemas.openxmlformats.org/drawingml/2006/wordprocessingDrawing" xmlns:w10="urn:schemas-microsoft-com:office:word" xmlns:w="http://schemas.openxmlformats.org/wordprocessingml/2006/main" xmlns:w14="http://schemas.microsoft.com/office/word/2010/wordml" xmlns:w15="http://schemas.microsoft.com/office/word/2012/wordml" xmlns:w16cex="http://schemas.microsoft.com/office/word/2018/wordml/cex" xmlns:w16cid="http://schemas.microsoft.com/office/word/2016/wordml/cid" xmlns:w16="http://schemas.microsoft.com/office/word/2018/wordml" xmlns:w16sdtdh="http://schemas.microsoft.com/office/word/2020/wordml/sdtdatahash" xmlns:w16se="http://schemas.microsoft.com/office/word/2015/wordml/symex" xmlns:wpg="http://schemas.microsoft.com/office/word/2010/wordprocessingGroup" xmlns:wpi="http://schemas.microsoft.com/office/word/2010/wordprocessingInk" xmlns:wne="http://schemas.microsoft.com/office/word/2006/wordml" xmlns:wps="http://schemas.microsoft.com/office/word/2010/wordprocessingShape" mc:Ignorable="w14 w15 w16se w16cid w16 w16cex w16sdtdh wp14">
+<w:hdr xmlns:wpc="http://schemas.microsoft.com/office/word/2010/wordprocessingCanvas" xmlns:cx="http://schemas.microsoft.com/office/drawing/2014/chartex" xmlns:cx1="http://schemas.microsoft.com/office/drawing/2015/9/8/chartex" xmlns:cx2="http://schemas.microsoft.com/office/drawing/2015/10/21/chartex" xmlns:cx3="http://schemas.microsoft.com/office/drawing/2016/5/9/chartex" xmlns:cx4="http://schemas.microsoft.com/office/drawing/2016/5/10/chartex" xmlns:cx5="http://schemas.microsoft.com/office/drawing/2016/5/11/chartex" xmlns:cx6="http://schemas.microsoft.com/office/drawing/2016/5/12/chartex" xmlns:cx7="http://schemas.microsoft.com/office/drawing/2016/5/13/chartex" xmlns:cx8="http://schemas.microsoft.com/office/drawing/2016/5/14/chartex" xmlns:mc="http://schemas.openxmlformats.org/markup-compatibility/2006" xmlns:aink="http://schemas.microsoft.com/office/drawing/2016/ink" xmlns:am3d="http://schemas.microsoft.com/office/drawing/2017/model3d" xmlns:o="urn:schemas-microsoft-com:office:office" xmlns:oel="http://schemas.microsoft.com/office/2019/extlst" xmlns:r="http://schemas.openxmlformats.org/officeDocument/2006/relationships" xmlns:m="http://schemas.openxmlformats.org/officeDocument/2006/math" xmlns:v="urn:schemas-microsoft-com:vml" xmlns:wp14="http://schemas.microsoft.com/office/word/2010/wordprocessingDrawing" xmlns:wp="http://schemas.openxmlformats.org/drawingml/2006/wordprocessingDrawing" xmlns:w10="urn:schemas-microsoft-com:office:word" xmlns:w="http://schemas.openxmlformats.org/wordprocessingml/2006/main" xmlns:w14="http://schemas.microsoft.com/office/word/2010/wordml" xmlns:w15="http://schemas.microsoft.com/office/word/2012/wordml" xmlns:w16cex="http://schemas.microsoft.com/office/word/2018/wordml/cex" xmlns:w16cid="http://schemas.microsoft.com/office/word/2016/wordml/cid" xmlns:w16="http://schemas.microsoft.com/office/word/2018/wordml" xmlns:w16du="http://schemas.microsoft.com/office/word/2023/wordml/word16du" xmlns:w16sdtdh="http://schemas.microsoft.com/office/word/2020/wordml/sdtdatahash" xmlns:w16sdtfl="http://schemas.microsoft.com/office/word/2024/wordml/sdtformatlock" xmlns:w16se="http://schemas.microsoft.com/office/word/2015/wordml/symex" xmlns:wpg="http://schemas.microsoft.com/office/word/2010/wordprocessingGroup" xmlns:wpi="http://schemas.microsoft.com/office/word/2010/wordprocessingInk" xmlns:wne="http://schemas.microsoft.com/office/word/2006/wordml" xmlns:wps="http://schemas.microsoft.com/office/word/2010/wordprocessingShape" mc:Ignorable="w14 w15 w16se w16cid w16 w16cex w16sdtdh w16sdtfl w16du wp14">
   <w:p>
     <w:pPr>
       <w:pStyle w:val="Header"/>
@@ -1007,7 +1011,7 @@
     <w:r>
       <w:tab/>
       <w:tab/>
-      <w:t>2026-06-17</w:t>
+      <w:t>2026-06-18</w:t>
       <w:br/>
       <w:br/>
     </w:r>
@@ -1024,7 +1028,7 @@
 </file>
 
 <file path=word/numbering.xml><?xml version="1.0" encoding="utf-8"?>
-<w:numbering xmlns:wpc="http://schemas.microsoft.com/office/word/2010/wordprocessingCanvas" xmlns:cx="http://schemas.microsoft.com/office/drawing/2014/chartex" xmlns:cx1="http://schemas.microsoft.com/office/drawing/2015/9/8/chartex" xmlns:cx2="http://schemas.microsoft.com/office/drawing/2015/10/21/chartex" xmlns:cx3="http://schemas.microsoft.com/office/drawing/2016/5/9/chartex" xmlns:cx4="http://schemas.microsoft.com/office/drawing/2016/5/10/chartex" xmlns:cx5="http://schemas.microsoft.com/office/drawing/2016/5/11/chartex" xmlns:cx6="http://schemas.microsoft.com/office/drawing/2016/5/12/chartex" xmlns:cx7="http://schemas.microsoft.com/office/drawing/2016/5/13/chartex" xmlns:cx8="http://schemas.microsoft.com/office/drawing/2016/5/14/chartex" xmlns:mc="http://schemas.openxmlformats.org/markup-compatibility/2006" xmlns:aink="http://schemas.microsoft.com/office/drawing/2016/ink" xmlns:am3d="http://schemas.microsoft.com/office/drawing/2017/model3d" xmlns:o="urn:schemas-microsoft-com:office:office" xmlns:oel="http://schemas.microsoft.com/office/2019/extlst" xmlns:r="http://schemas.openxmlformats.org/officeDocument/2006/relationships" xmlns:m="http://schemas.openxmlformats.org/officeDocument/2006/math" xmlns:v="urn:schemas-microsoft-com:vml" xmlns:wp14="http://schemas.microsoft.com/office/word/2010/wordprocessingDrawing" xmlns:wp="http://schemas.openxmlformats.org/drawingml/2006/wordprocessingDrawing" xmlns:w10="urn:schemas-microsoft-com:office:word" xmlns:w="http://schemas.openxmlformats.org/wordprocessingml/2006/main" xmlns:w14="http://schemas.microsoft.com/office/word/2010/wordml" xmlns:w15="http://schemas.microsoft.com/office/word/2012/wordml" xmlns:w16cex="http://schemas.microsoft.com/office/word/2018/wordml/cex" xmlns:w16cid="http://schemas.microsoft.com/office/word/2016/wordml/cid" xmlns:w16="http://schemas.microsoft.com/office/word/2018/wordml" xmlns:w16sdtdh="http://schemas.microsoft.com/office/word/2020/wordml/sdtdatahash" xmlns:w16se="http://schemas.microsoft.com/office/word/2015/wordml/symex" xmlns:wpg="http://schemas.microsoft.com/office/word/2010/wordprocessingGroup" xmlns:wpi="http://schemas.microsoft.com/office/word/2010/wordprocessingInk" xmlns:wne="http://schemas.microsoft.com/office/word/2006/wordml" xmlns:wps="http://schemas.microsoft.com/office/word/2010/wordprocessingShape" mc:Ignorable="w14 w15 w16se w16cid w16 w16cex w16sdtdh wp14">
+<w:numbering xmlns:wpc="http://schemas.microsoft.com/office/word/2010/wordprocessingCanvas" xmlns:cx="http://schemas.microsoft.com/office/drawing/2014/chartex" xmlns:cx1="http://schemas.microsoft.com/office/drawing/2015/9/8/chartex" xmlns:cx2="http://schemas.microsoft.com/office/drawing/2015/10/21/chartex" xmlns:cx3="http://schemas.microsoft.com/office/drawing/2016/5/9/chartex" xmlns:cx4="http://schemas.microsoft.com/office/drawing/2016/5/10/chartex" xmlns:cx5="http://schemas.microsoft.com/office/drawing/2016/5/11/chartex" xmlns:cx6="http://schemas.microsoft.com/office/drawing/2016/5/12/chartex" xmlns:cx7="http://schemas.microsoft.com/office/drawing/2016/5/13/chartex" xmlns:cx8="http://schemas.microsoft.com/office/drawing/2016/5/14/chartex" xmlns:mc="http://schemas.openxmlformats.org/markup-compatibility/2006" xmlns:aink="http://schemas.microsoft.com/office/drawing/2016/ink" xmlns:am3d="http://schemas.microsoft.com/office/drawing/2017/model3d" xmlns:o="urn:schemas-microsoft-com:office:office" xmlns:oel="http://schemas.microsoft.com/office/2019/extlst" xmlns:r="http://schemas.openxmlformats.org/officeDocument/2006/relationships" xmlns:m="http://schemas.openxmlformats.org/officeDocument/2006/math" xmlns:v="urn:schemas-microsoft-com:vml" xmlns:wp14="http://schemas.microsoft.com/office/word/2010/wordprocessingDrawing" xmlns:wp="http://schemas.openxmlformats.org/drawingml/2006/wordprocessingDrawing" xmlns:w10="urn:schemas-microsoft-com:office:word" xmlns:w="http://schemas.openxmlformats.org/wordprocessingml/2006/main" xmlns:w14="http://schemas.microsoft.com/office/word/2010/wordml" xmlns:w15="http://schemas.microsoft.com/office/word/2012/wordml" xmlns:w16cex="http://schemas.microsoft.com/office/word/2018/wordml/cex" xmlns:w16cid="http://schemas.microsoft.com/office/word/2016/wordml/cid" xmlns:w16="http://schemas.microsoft.com/office/word/2018/wordml" xmlns:w16du="http://schemas.microsoft.com/office/word/2023/wordml/word16du" xmlns:w16sdtdh="http://schemas.microsoft.com/office/word/2020/wordml/sdtdatahash" xmlns:w16sdtfl="http://schemas.microsoft.com/office/word/2024/wordml/sdtformatlock" xmlns:w16se="http://schemas.microsoft.com/office/word/2015/wordml/symex" xmlns:wpg="http://schemas.microsoft.com/office/word/2010/wordprocessingGroup" xmlns:wpi="http://schemas.microsoft.com/office/word/2010/wordprocessingInk" xmlns:wne="http://schemas.microsoft.com/office/word/2006/wordml" xmlns:wps="http://schemas.microsoft.com/office/word/2010/wordprocessingShape" mc:Ignorable="w14 w15 w16se w16cid w16 w16cex w16sdtdh w16sdtfl w16du wp14">
   <w:abstractNum w:abstractNumId="0" w15:restartNumberingAfterBreak="0">
     <w:nsid w:val="FFFFFF7C"/>
     <w:multiLevelType w:val="singleLevel"/>
@@ -1227,7 +1231,7 @@
 </file>
 
 <file path=word/styles.xml><?xml version="1.0" encoding="utf-8"?>
-<w:styles xmlns:mc="http://schemas.openxmlformats.org/markup-compatibility/2006" xmlns:r="http://schemas.openxmlformats.org/officeDocument/2006/relationships" xmlns:w="http://schemas.openxmlformats.org/wordprocessingml/2006/main" xmlns:w14="http://schemas.microsoft.com/office/word/2010/wordml" xmlns:w15="http://schemas.microsoft.com/office/word/2012/wordml" xmlns:w16cex="http://schemas.microsoft.com/office/word/2018/wordml/cex" xmlns:w16cid="http://schemas.microsoft.com/office/word/2016/wordml/cid" xmlns:w16="http://schemas.microsoft.com/office/word/2018/wordml" xmlns:w16sdtdh="http://schemas.microsoft.com/office/word/2020/wordml/sdtdatahash" xmlns:w16se="http://schemas.microsoft.com/office/word/2015/wordml/symex" mc:Ignorable="w14 w15 w16se w16cid w16 w16cex w16sdtdh">
+<w:styles xmlns:mc="http://schemas.openxmlformats.org/markup-compatibility/2006" xmlns:r="http://schemas.openxmlformats.org/officeDocument/2006/relationships" xmlns:w="http://schemas.openxmlformats.org/wordprocessingml/2006/main" xmlns:w14="http://schemas.microsoft.com/office/word/2010/wordml" xmlns:w15="http://schemas.microsoft.com/office/word/2012/wordml" xmlns:w16cex="http://schemas.microsoft.com/office/word/2018/wordml/cex" xmlns:w16cid="http://schemas.microsoft.com/office/word/2016/wordml/cid" xmlns:w16="http://schemas.microsoft.com/office/word/2018/wordml" xmlns:w16du="http://schemas.microsoft.com/office/word/2023/wordml/word16du" xmlns:w16sdtdh="http://schemas.microsoft.com/office/word/2020/wordml/sdtdatahash" xmlns:w16sdtfl="http://schemas.microsoft.com/office/word/2024/wordml/sdtformatlock" xmlns:w16se="http://schemas.microsoft.com/office/word/2015/wordml/symex" mc:Ignorable="w14 w15 w16se w16cid w16 w16cex w16sdtdh w16sdtfl w16du">
   <w:docDefaults>
     <w:rPrDefault>
       <w:rPr>
@@ -1985,7 +1989,7 @@
     <w:link w:val="TitleChar"/>
     <w:uiPriority w:val="10"/>
     <w:qFormat/>
-    <w:rsid w:val="007106C8"/>
+    <w:rsid w:val="00E854FA"/>
     <w:pPr>
       <w:spacing w:after="300" w:line="240" w:lineRule="auto"/>
       <w:contextualSpacing/>
@@ -1995,7 +1999,7 @@
       <w:rFonts w:eastAsiaTheme="majorEastAsia" w:cstheme="majorBidi"/>
       <w:spacing w:val="5"/>
       <w:kern w:val="28"/>
-      <w:sz w:val="52"/>
+      <w:sz w:val="40"/>
       <w:szCs w:val="52"/>
       <w:lang w:val="sv-SE" w:eastAsia="en-US" w:bidi="ar-SA"/>
     </w:rPr>
@@ -2005,12 +2009,12 @@
     <w:basedOn w:val="DefaultParagraphFont"/>
     <w:link w:val="Title"/>
     <w:uiPriority w:val="10"/>
-    <w:rsid w:val="007106C8"/>
+    <w:rsid w:val="00E854FA"/>
     <w:rPr>
       <w:rFonts w:ascii="Times New Roman" w:eastAsiaTheme="majorEastAsia" w:hAnsi="Times New Roman" w:cstheme="majorBidi"/>
       <w:spacing w:val="5"/>
       <w:kern w:val="28"/>
-      <w:sz w:val="52"/>
+      <w:sz w:val="40"/>
       <w:szCs w:val="52"/>
       <w:lang w:val="sv-SE" w:eastAsia="en-US" w:bidi="ar-SA"/>
     </w:rPr>

--- a/klagomål/A 55957-2025 FSC-klagomål.docx
+++ b/klagomål/A 55957-2025 FSC-klagomål.docx
@@ -1011,7 +1011,7 @@
     <w:r>
       <w:tab/>
       <w:tab/>
-      <w:t>2026-06-18</w:t>
+      <w:t>2026-06-19</w:t>
       <w:br/>
       <w:br/>
     </w:r>

--- a/klagomål/A 55957-2025 FSC-klagomål.docx
+++ b/klagomål/A 55957-2025 FSC-klagomål.docx
@@ -1011,7 +1011,7 @@
     <w:r>
       <w:tab/>
       <w:tab/>
-      <w:t>2026-06-19</w:t>
+      <w:t>2026-06-20</w:t>
       <w:br/>
       <w:br/>
     </w:r>

--- a/klagomål/A 55957-2025 FSC-klagomål.docx
+++ b/klagomål/A 55957-2025 FSC-klagomål.docx
@@ -168,38 +168,7 @@
     </w:p>
     <w:p>
       <w:r>
-        <w:t>Detta dokument behandlar höga naturvärden i avverkningsanmälan A 55957-2025 i Ljusdals kommun som inkom 2025-11-12 och omfattar 26,7 ha.</w:t>
-      </w:r>
-    </w:p>
-    <w:p>
-      <w:r>
-        <w:t>Nedan presenteras fynd av naturvårdsarter som gjorts i det avverkningsanmälda området, samt relevanta utdrag ur standarderna för FSC, Chain of Custody, Controlled Wood och PEFC. I BILAGA 1 finns artfakta om rödlistade arter.</w:t>
-      </w:r>
-    </w:p>
-    <w:p>
-      <w:r>
-        <w:t>Vi förväntar oss att ni återkommer med ett skriftligt svar på vårt klagomål och även beskriver vilka korrigerande åtgärder ni satt in för att rätta till identifierade brister i er efterlevnad av den svenska FSC standarden.</w:t>
-      </w:r>
-    </w:p>
-    <w:p>
-      <w:pPr>
-        <w:pStyle w:val="Heading1"/>
-      </w:pPr>
-      <w:r>
-        <w:t>Naturvårdsarter</w:t>
-      </w:r>
-    </w:p>
-    <w:p>
-      <w:r>
-        <w:t>I avverkningsanmälan har följande 7 naturvårdsarter hittats: garnlav (VU, T), dropptaggsvamp (NT, T), kolflarnlav (NT, T), mörk kolflarnlav (NT), vedskivlav (NT, T), mindre märgborre (S, T) och rävticka (S, T). Av dessa är 5 rödlistade. För rödlistade arter har rödlistekategorin angivits inom parentes. Arter som är signalarter enligt Skogsstyrelsen har markerats med (S). Typiska arter inom Natura 2000 som är kopplade till skogsekosystem har markerats med (T).</w:t>
-      </w:r>
-    </w:p>
-    <w:p>
-      <w:r>
-        <w:t>De påträffade naturvårdsarterna är ett tydligt kvitto på att det rör sig om en skog med höga naturvärden.</w:t>
-      </w:r>
-      <w:r>
-        <w:t xml:space="preserve"> I Figur 1 visas fyndplatser för naturvårdsarter i området, som finns registrerade på Artportalen.</w:t>
+        <w:t>Detta klagomål behandlar höga naturvärden i avverkningsanmälan A 55957-2025 i Ljusdals kommun som inkom 2025-11-12 och omfattar 26,7 ha.</w:t>
       </w:r>
     </w:p>
     <w:p>
@@ -209,7 +178,7 @@
       <w:r>
         <w:drawing>
           <wp:inline xmlns:a="http://schemas.openxmlformats.org/drawingml/2006/main" xmlns:pic="http://schemas.openxmlformats.org/drawingml/2006/picture">
-            <wp:extent cx="4485897" cy="5688000"/>
+            <wp:extent cx="4514289" cy="5724000"/>
             <wp:docPr id="1" name="Picture 1"/>
             <wp:cNvGraphicFramePr>
               <a:graphicFrameLocks noChangeAspect="1"/>
@@ -230,7 +199,7 @@
                   <pic:spPr>
                     <a:xfrm>
                       <a:off x="0" y="0"/>
-                      <a:ext cx="4485897" cy="5688000"/>
+                      <a:ext cx="4514289" cy="5724000"/>
                     </a:xfrm>
                     <a:prstGeom prst="rect"/>
                   </pic:spPr>
@@ -247,7 +216,64 @@
         <w:spacing w:after="240"/>
       </w:pPr>
       <w:r>
-        <w:t>Figur 1. Fyndplatser för naturvårdsarter i avverkningsanmälan (röd linje). Markörer utan svart kant är placerade på fyndplatsen. Markörer med svart kant är placerade vid sidan av fyndplatsen och har ett svart streck som visar fyndplatsens exakta position. Kartans mittpunktskoordinat är N 6829137, E 496170 i SWEREF 99 TM.</w:t>
+        <w:t>Figur 1. Fyndplatser för naturvårdsarter i avverkningsanmälan. Markörer utan svart kant är placerade på fyndplatsen. Markörer med svart kant är placerade vid sidan av fyndplatsen har ett svart streck som visar fyndplatsens exakta position. Kartans mittpunktskoordinat är N 6829137, E 496170 i SWEREF 99 TM.</w:t>
+      </w:r>
+    </w:p>
+    <w:p>
+      <w:r>
+        <w:t>I avverkningsanmälan finns fynd av 7 naturvårdsarter, varav 5 är rödlistade, 6 är typiska (T) och 2 är signalarter (S): garnlav (VU, T), dropptaggsvamp (NT, T), kolflarnlav (NT, T), mörk kolflarnlav (NT), vedskivlav (NT, T), mindre märgborre (S, T) och rävticka (S, T). Se Figur 1.</w:t>
+      </w:r>
+    </w:p>
+    <w:p>
+      <w:r>
+        <w:t>Nedan presenteras relevanta utdrag ur standarderna för FSC, Chain of Custody, Controlled Wood och PEFC.</w:t>
+      </w:r>
+    </w:p>
+    <w:p>
+      <w:r>
+        <w:t>Vi förväntar oss att ni återkommer med ett skriftligt svar på vårt klagomål och även beskriver vilka korrigerande åtgärder ni satt in för att rätta till identifierade brister i er efterlevnad av den svenska FSC standarden.</w:t>
+      </w:r>
+    </w:p>
+    <w:p>
+      <w:pPr>
+        <w:pStyle w:val="Heading1"/>
+      </w:pPr>
+      <w:r>
+        <w:t>Naturvårdsarter och fridlysta arter</w:t>
+      </w:r>
+    </w:p>
+    <w:p>
+      <w:r>
+        <w:t>Nedan följer beskrivningar av de naturvårdsarter och fridlysta arter som har sina livsmiljöer och växtplatser i den avverkningsanmälda skogen. Se även ytterligare artfakta i BILAGA 1. De påträffade naturvårdsarterna är ett tydligt kvitto på att det rör sig om en skog med höga naturvärden.</w:t>
+      </w:r>
+    </w:p>
+    <w:p>
+      <w:r>
+        <w:rPr>
+          <w:b/>
+        </w:rPr>
+        <w:t>Garnlav (VU)</w:t>
+      </w:r>
+      <w:r>
+        <w:t xml:space="preserve"> är en utpräglad barrskogsart som ibland kan drapera träden i norrländska grannaturskogar med hög luftfuktighet. Den förekommer även i talldominerade bestånd där den, förutom i trädens grenverk, påträffas hängande över ojämnheter i tallbarken. Arten har minskat starkt i södra och mellersta Sverige och den minskar även i sitt nordliga utbredningsområde. Minskningstakten uppgår till 30 (20–50) % inom 50 år och överstiger gränsvärdet för Sårbar (VU). Orsaken till tillbakagången beror främst på slutavverkningar av naturskogsartade skogar. Bestånd med riklig förekomst bör regelmässigt sparas, vilket även gynnar flera andra sällsynta och rödlistade arter. Garnlav är värdväxt för den mycket sällsynta och akut hotade fjärilen barrskogslavfly (CR) som hör hemma i boreala barrskogar med riklig förekomst av värdväxten. Tidigare kunde arten konstateras årligen på flera platser vid Dala-Floda i Dalarna innan lokalerna kalavverkades. Senaste fyndet i landet av barrskogslavfly är från år 2000 då den påträffades vid Högberget i Sollefteå kommun. Garnlav är typisk art för </w:t>
+      </w:r>
+      <w:r>
+        <w:rPr>
+          <w:i/>
+        </w:rPr>
+        <w:t xml:space="preserve">9010 Taiga </w:t>
+      </w:r>
+      <w:r>
+        <w:t>och</w:t>
+      </w:r>
+      <w:r>
+        <w:rPr>
+          <w:i/>
+        </w:rPr>
+        <w:t xml:space="preserve"> 9070 Trädklädd betesmark</w:t>
+      </w:r>
+      <w:r>
+        <w:t xml:space="preserve"> (SLU Artdatabanken, 2026).</w:t>
       </w:r>
     </w:p>
     <w:p>
@@ -275,10 +301,90 @@
         <w:rPr>
           <w:b/>
         </w:rPr>
-        <w:t>Garnlav (VU)</w:t>
-      </w:r>
-      <w:r>
-        <w:t xml:space="preserve"> är en utpräglad barrskogsart som ibland kan drapera träden i norrländska grannaturskogar med hög luftfuktighet. Den förekommer även i talldominerade bestånd där den, förutom i trädens grenverk, påträffas hängande över ojämnheter i tallbarken. Arten har minskat starkt i södra och mellersta Sverige och den minskar även i sitt nordliga utbredningsområde. Minskningstakten uppgår till 30 (20–50) % inom 50 år och överstiger gränsvärdet för Sårbar (VU). Orsaken till tillbakagången beror främst på slutavverkningar av naturskogsartade skogar. Bestånd med riklig förekomst bör regelmässigt sparas, vilket även gynnar flera andra sällsynta och rödlistade arter. Garnlav är värdväxt för den mycket sällsynta och akut hotade fjärilen barrskogslavfly (CR) som hör hemma i boreala barrskogar med riklig förekomst av värdväxten. Tidigare kunde arten konstateras årligen på flera platser vid Dala-Floda i Dalarna innan lokalerna kalavverkades. Senaste fyndet i landet av barrskogslavfly är från år 2000 då den påträffades vid Högberget i Sollefteå kommun. Garnlav är typisk art för </w:t>
+        <w:t>Kolflarnlav (NT)</w:t>
+      </w:r>
+      <w:r>
+        <w:t xml:space="preserve"> är brandberoende och växer nästan uteslutande på kolad hård kärnved av tall. Etableringen verkar ske först 100–300 år efter brand och nytt substrat nybildas i mycket begränsad omfattning. Avverkning av tallskog av naturskogskaraktär med spår av återkommande bränder är ett hot och mängden lämplig ved att växa på för arten minskar dels på grund av naturlig nedbrytning men framförallt på grund av att det förstörs i samband med slutavverkningar, gallringar och markberedning. Såväl kolflarnlav som mörk kolflarnlav har glänsande bålfjäll och förekommer främst i tall- och blandbarrskogar av naturskogskaraktär med spår av återkommande bränder. Skogar som dessa hyser höga biologiska värden och bör skyddas. Kolflarnlav är typisk art för </w:t>
+      </w:r>
+      <w:r>
+        <w:rPr>
+          <w:i/>
+        </w:rPr>
+        <w:t>9010 Taiga</w:t>
+      </w:r>
+      <w:r>
+        <w:t xml:space="preserve"> (SLU Artdatabanken, 2024).</w:t>
+      </w:r>
+    </w:p>
+    <w:p>
+      <w:r>
+        <w:rPr>
+          <w:b/>
+        </w:rPr>
+        <w:t>Mörk kolflarnlav (NT)</w:t>
+      </w:r>
+      <w:r>
+        <w:t xml:space="preserve"> är brandberoende och växer nästan uteslutande på kolad hård kärnved av tall. Arten förekommer främst i glesa, öppna tall- och blandbarrskogar av naturskogskaraktär och etableringen verkar ske sent efter brand, kanske först efter 100–300 år. Mörk kolflarnlav indikerar skog med höga naturvärden och vanligast är att den påträffas på rester av nedbrunna torrakor och högstubbar och lågstubbar som är så grova att hela innandömet är urbränt. Tall- och blandbarrskogar av naturskogskaraktär med spår av återkommande bränder hyser höga biologiska värden och bör skyddas (SLU Artdatabanken, 2024).</w:t>
+      </w:r>
+    </w:p>
+    <w:p>
+      <w:r>
+        <w:rPr>
+          <w:b/>
+        </w:rPr>
+        <w:t>Vedskivlav (NT)</w:t>
+      </w:r>
+      <w:r>
+        <w:t xml:space="preserve"> växer på gammal, torr, exponerad, hård kärnved av framförallt tall i naturskogsartade bestånd. Avverkning av tallskog av naturskogskaraktär med spår av återkommande bränder är ett hot. Mängden lämplig ved att växa på för vedskivlav minskar, dels på grund av naturlig nedbrytning men framförallt på grund av att de förstörs i samband med slutavverkningar, gallringar och markberedning. Tall- och blandbarrskogar av naturskogskaraktär med spår av återkommande bränder bör skyddas. Vedskivlav är typisk art för </w:t>
+      </w:r>
+      <w:r>
+        <w:rPr>
+          <w:i/>
+        </w:rPr>
+        <w:t>9010 Taiga</w:t>
+      </w:r>
+      <w:r>
+        <w:t xml:space="preserve"> (SLU Artdatabanken, 2024).</w:t>
+      </w:r>
+    </w:p>
+    <w:p>
+      <w:r>
+        <w:rPr>
+          <w:b/>
+        </w:rPr>
+        <w:t>Mindre märgborre</w:t>
+      </w:r>
+      <w:r>
+        <w:t xml:space="preserve"> är en signalart för tallskog med höga naturvärden och betraktas tillsammans med skarptandad barkborre som nyckelarter för ett antal sällsynta åtgärdsprogramsarter som är beroende av deras gångsystem. Bland dessa kan nämnas avlång barkborre (VU), </w:t>
+      </w:r>
+      <w:r>
+        <w:rPr>
+          <w:i/>
+        </w:rPr>
+        <w:t>Corticeus longulus</w:t>
+      </w:r>
+      <w:r>
+        <w:t xml:space="preserve"> (VU), tallgångbagge (VU), cholodkovskys bastborre (NT) och tallbarksvartbagge (NT). Den mindre märgborrens måsvingeliknande gnaggångar är lätta att känna igen och hittas ofta på grova tallgrenar på marken. Rika förekomster av främst mindre märgborre men även skarptandad barkborre är en signal för artrikedom och inventeringar har visat att det är i skogar med en naturlig självgallring som det skapas förutsättningar för dessa arter samt de efterföljande åtgärdsprogramsarterna. Tallskogar med stark förekomst av mindre märgborre och skarptandad barkborre bör avsättas som reservat. Generellt bör hänsyn tas vid slutavverkning av talldominerad skog så att avverkningsrester som gren- och toppdelar lämnas. Mindre märgborre är typisk art för </w:t>
+      </w:r>
+      <w:r>
+        <w:rPr>
+          <w:i/>
+        </w:rPr>
+        <w:t>9060 Åsbarrskog</w:t>
+      </w:r>
+      <w:r>
+        <w:t xml:space="preserve"> (SLU Artdatabanken, 2026; Pettersson, 2014; Hedgren, 2012; Gunnarsson m fl., 1999).</w:t>
+      </w:r>
+    </w:p>
+    <w:p>
+      <w:r>
+        <w:rPr>
+          <w:b/>
+        </w:rPr>
+        <w:t>Rävticka</w:t>
+      </w:r>
+      <w:r>
+        <w:t xml:space="preserve"> är typisk art för </w:t>
       </w:r>
       <w:r>
         <w:rPr>
@@ -287,116 +393,7 @@
         <w:t xml:space="preserve">9010 Taiga </w:t>
       </w:r>
       <w:r>
-        <w:t>och</w:t>
-      </w:r>
-      <w:r>
-        <w:rPr>
-          <w:i/>
-        </w:rPr>
-        <w:t xml:space="preserve"> 9070 Trädklädd betesmark</w:t>
-      </w:r>
-      <w:r>
-        <w:t xml:space="preserve"> (SLU Artdatabanken, 2026).</w:t>
-      </w:r>
-    </w:p>
-    <w:p>
-      <w:r>
-        <w:rPr>
-          <w:b/>
-        </w:rPr>
-        <w:t>Kolflarnlav (NT)</w:t>
-      </w:r>
-      <w:r>
-        <w:t xml:space="preserve"> är brandberoende och växer nästan uteslutande på kolad hård kärnved av tall. Etableringen verkar ske först 100–300 år efter brand och nytt substrat nybildas i mycket begränsad omfattning. Avverkning av tallskog av naturskogskaraktär med spår av återkommande bränder är ett hot och mängden lämplig ved att växa på för arten minskar dels på grund av naturlig nedbrytning men framförallt på grund av att det förstörs i samband med slutavverkningar, gallringar och markberedning. Såväl kolflarnlav som mörk kolflarnlav har glänsande bålfjäll och förekommer främst i tall- och blandbarrskogar av naturskogskaraktär med spår av återkommande bränder. Skogar som dessa hyser höga biologiska värden och bör skyddas. Kolflarnlav är typisk art för </w:t>
-      </w:r>
-      <w:r>
-        <w:rPr>
-          <w:i/>
-        </w:rPr>
-        <w:t>9010 Taiga</w:t>
-      </w:r>
-      <w:r>
-        <w:t xml:space="preserve"> (SLU Artdatabanken, 2024).</w:t>
-      </w:r>
-    </w:p>
-    <w:p>
-      <w:r>
-        <w:rPr>
-          <w:b/>
-        </w:rPr>
-        <w:t>Mindre märgborre</w:t>
-      </w:r>
-      <w:r>
-        <w:t xml:space="preserve"> är en signalart för tallskog med höga naturvärden och betraktas tillsammans med skarptandad barkborre som nyckelarter för ett antal sällsynta åtgärdsprogramsarter som är beroende av deras gångsystem. Bland dessa kan nämnas avlång barkborre (VU), </w:t>
-      </w:r>
-      <w:r>
-        <w:rPr>
-          <w:i/>
-        </w:rPr>
-        <w:t>Corticeus longulus</w:t>
-      </w:r>
-      <w:r>
-        <w:t xml:space="preserve"> (VU), tallgångbagge (VU), cholodkovskys bastborre (NT) och tallbarksvartbagge (NT). Den mindre märgborrens måsvingeliknande gnaggångar är lätta att känna igen och hittas ofta på grova tallgrenar på marken. Rika förekomster av främst mindre märgborre men även skarptandad barkborre är en signal för artrikedom och inventeringar har visat att det är i skogar med en naturlig självgallring som det skapas förutsättningar för dessa arter samt de efterföljande åtgärdsprogramsarterna. Tallskogar med stark förekomst av mindre märgborre och skarptandad barkborre bör avsättas som reservat. Generellt bör hänsyn tas vid slutavverkning av talldominerad skog så att avverkningsrester som gren- och toppdelar lämnas. Mindre märgborre är typisk art för </w:t>
-      </w:r>
-      <w:r>
-        <w:rPr>
-          <w:i/>
-        </w:rPr>
-        <w:t>9060 Åsbarrskog</w:t>
-      </w:r>
-      <w:r>
-        <w:t xml:space="preserve"> (SLU Artdatabanken, 2026; Pettersson, 2014; Hedgren, 2012; Gunnarsson m fl., 1999).</w:t>
-      </w:r>
-    </w:p>
-    <w:p>
-      <w:r>
-        <w:rPr>
-          <w:b/>
-        </w:rPr>
-        <w:t>Mörk kolflarnlav (NT)</w:t>
-      </w:r>
-      <w:r>
-        <w:t xml:space="preserve"> är brandberoende och växer nästan uteslutande på kolad hård kärnved av tall. Arten förekommer främst i glesa, öppna tall- och blandbarrskogar av naturskogskaraktär och etableringen verkar ske sent efter brand, kanske först efter 100–300 år. Mörk kolflarnlav indikerar skog med höga naturvärden och vanligast är att den påträffas på rester av nedbrunna torrakor och högstubbar och lågstubbar som är så grova att hela innandömet är urbränt. Tall- och blandbarrskogar av naturskogskaraktär med spår av återkommande bränder hyser höga biologiska värden och bör skyddas (SLU Artdatabanken, 2024).</w:t>
-      </w:r>
-    </w:p>
-    <w:p>
-      <w:r>
-        <w:rPr>
-          <w:b/>
-        </w:rPr>
-        <w:t>Rävticka</w:t>
-      </w:r>
-      <w:r>
-        <w:t xml:space="preserve"> är typisk art för </w:t>
-      </w:r>
-      <w:r>
-        <w:rPr>
-          <w:i/>
-        </w:rPr>
-        <w:t xml:space="preserve">9010 Taiga </w:t>
-      </w:r>
-      <w:r>
         <w:t>(SLU Artdatabanken, 2025).</w:t>
-      </w:r>
-    </w:p>
-    <w:p>
-      <w:r>
-        <w:rPr>
-          <w:b/>
-        </w:rPr>
-        <w:t>Vedskivlav (NT)</w:t>
-      </w:r>
-      <w:r>
-        <w:t xml:space="preserve"> växer på gammal, torr, exponerad, hård kärnved av framförallt tall i naturskogsartade bestånd. Avverkning av tallskog av naturskogskaraktär med spår av återkommande bränder är ett hot. Mängden lämplig ved att växa på för vedskivlav minskar, dels på grund av naturlig nedbrytning men framförallt på grund av att de förstörs i samband med slutavverkningar, gallringar och markberedning. Tall- och blandbarrskogar av naturskogskaraktär med spår av återkommande bränder bör skyddas. Vedskivlav är typisk art för </w:t>
-      </w:r>
-      <w:r>
-        <w:rPr>
-          <w:i/>
-        </w:rPr>
-        <w:t>9010 Taiga</w:t>
-      </w:r>
-      <w:r>
-        <w:t xml:space="preserve"> (SLU Artdatabanken, 2024).</w:t>
       </w:r>
     </w:p>
     <w:p>
@@ -1011,7 +1008,7 @@
     <w:r>
       <w:tab/>
       <w:tab/>
-      <w:t>2026-06-20</w:t>
+      <w:t>2026-06-21</w:t>
       <w:br/>
       <w:br/>
     </w:r>

--- a/klagomål/A 55957-2025 FSC-klagomål.docx
+++ b/klagomål/A 55957-2025 FSC-klagomål.docx
@@ -1008,7 +1008,7 @@
     <w:r>
       <w:tab/>
       <w:tab/>
-      <w:t>2026-06-21</w:t>
+      <w:t>2026-06-22</w:t>
       <w:br/>
       <w:br/>
     </w:r>

--- a/klagomål/A 55957-2025 FSC-klagomål.docx
+++ b/klagomål/A 55957-2025 FSC-klagomål.docx
@@ -1008,7 +1008,7 @@
     <w:r>
       <w:tab/>
       <w:tab/>
-      <w:t>2026-06-22</w:t>
+      <w:t>2026-06-23</w:t>
       <w:br/>
       <w:br/>
     </w:r>

--- a/klagomål/A 55957-2025 FSC-klagomål.docx
+++ b/klagomål/A 55957-2025 FSC-klagomål.docx
@@ -1008,7 +1008,7 @@
     <w:r>
       <w:tab/>
       <w:tab/>
-      <w:t>2026-06-23</w:t>
+      <w:t>2026-06-24</w:t>
       <w:br/>
       <w:br/>
     </w:r>

--- a/klagomål/A 55957-2025 FSC-klagomål.docx
+++ b/klagomål/A 55957-2025 FSC-klagomål.docx
@@ -1008,7 +1008,7 @@
     <w:r>
       <w:tab/>
       <w:tab/>
-      <w:t>2026-06-24</w:t>
+      <w:t>2026-06-25</w:t>
       <w:br/>
       <w:br/>
     </w:r>

--- a/klagomål/A 55957-2025 FSC-klagomål.docx
+++ b/klagomål/A 55957-2025 FSC-klagomål.docx
@@ -1008,7 +1008,7 @@
     <w:r>
       <w:tab/>
       <w:tab/>
-      <w:t>2026-06-25</w:t>
+      <w:t>2026-06-26</w:t>
       <w:br/>
       <w:br/>
     </w:r>

--- a/klagomål/A 55957-2025 FSC-klagomål.docx
+++ b/klagomål/A 55957-2025 FSC-klagomål.docx
@@ -1008,7 +1008,7 @@
     <w:r>
       <w:tab/>
       <w:tab/>
-      <w:t>2026-06-26</w:t>
+      <w:t>2026-06-27</w:t>
       <w:br/>
       <w:br/>
     </w:r>

--- a/klagomål/A 55957-2025 FSC-klagomål.docx
+++ b/klagomål/A 55957-2025 FSC-klagomål.docx
@@ -1008,7 +1008,7 @@
     <w:r>
       <w:tab/>
       <w:tab/>
-      <w:t>2026-06-27</w:t>
+      <w:t>2026-06-28</w:t>
       <w:br/>
       <w:br/>
     </w:r>

--- a/klagomål/A 55957-2025 FSC-klagomål.docx
+++ b/klagomål/A 55957-2025 FSC-klagomål.docx
@@ -1008,7 +1008,7 @@
     <w:r>
       <w:tab/>
       <w:tab/>
-      <w:t>2026-06-28</w:t>
+      <w:t>2026-06-29</w:t>
       <w:br/>
       <w:br/>
     </w:r>

--- a/klagomål/A 55957-2025 FSC-klagomål.docx
+++ b/klagomål/A 55957-2025 FSC-klagomål.docx
@@ -1008,7 +1008,7 @@
     <w:r>
       <w:tab/>
       <w:tab/>
-      <w:t>2026-06-29</w:t>
+      <w:t>2026-06-30</w:t>
       <w:br/>
       <w:br/>
     </w:r>

--- a/klagomål/A 55957-2025 FSC-klagomål.docx
+++ b/klagomål/A 55957-2025 FSC-klagomål.docx
@@ -1008,7 +1008,7 @@
     <w:r>
       <w:tab/>
       <w:tab/>
-      <w:t>2026-06-30</w:t>
+      <w:t>2026-07-01</w:t>
       <w:br/>
       <w:br/>
     </w:r>

--- a/klagomål/A 55957-2025 FSC-klagomål.docx
+++ b/klagomål/A 55957-2025 FSC-klagomål.docx
@@ -1008,7 +1008,7 @@
     <w:r>
       <w:tab/>
       <w:tab/>
-      <w:t>2026-07-01</w:t>
+      <w:t>2026-07-02</w:t>
       <w:br/>
       <w:br/>
     </w:r>

--- a/klagomål/A 55957-2025 FSC-klagomål.docx
+++ b/klagomål/A 55957-2025 FSC-klagomål.docx
@@ -1008,7 +1008,7 @@
     <w:r>
       <w:tab/>
       <w:tab/>
-      <w:t>2026-07-13</w:t>
+      <w:t>2026-07-14</w:t>
       <w:br/>
       <w:br/>
     </w:r>

--- a/klagomål/A 55957-2025 FSC-klagomål.docx
+++ b/klagomål/A 55957-2025 FSC-klagomål.docx
@@ -1008,7 +1008,7 @@
     <w:r>
       <w:tab/>
       <w:tab/>
-      <w:t>2026-07-14</w:t>
+      <w:t>2026-07-15</w:t>
       <w:br/>
       <w:br/>
     </w:r>

--- a/klagomål/A 55957-2025 FSC-klagomål.docx
+++ b/klagomål/A 55957-2025 FSC-klagomål.docx
@@ -1008,7 +1008,7 @@
     <w:r>
       <w:tab/>
       <w:tab/>
-      <w:t>2026-07-15</w:t>
+      <w:t>2026-07-16</w:t>
       <w:br/>
       <w:br/>
     </w:r>

--- a/klagomål/A 55957-2025 FSC-klagomål.docx
+++ b/klagomål/A 55957-2025 FSC-klagomål.docx
@@ -1008,7 +1008,7 @@
     <w:r>
       <w:tab/>
       <w:tab/>
-      <w:t>2026-07-16</w:t>
+      <w:t>2026-07-17</w:t>
       <w:br/>
       <w:br/>
     </w:r>

--- a/klagomål/A 55957-2025 FSC-klagomål.docx
+++ b/klagomål/A 55957-2025 FSC-klagomål.docx
@@ -1008,7 +1008,7 @@
     <w:r>
       <w:tab/>
       <w:tab/>
-      <w:t>2026-07-17</w:t>
+      <w:t>2026-07-18</w:t>
       <w:br/>
       <w:br/>
     </w:r>

--- a/klagomål/A 55957-2025 FSC-klagomål.docx
+++ b/klagomål/A 55957-2025 FSC-klagomål.docx
@@ -1008,7 +1008,7 @@
     <w:r>
       <w:tab/>
       <w:tab/>
-      <w:t>2026-07-18</w:t>
+      <w:t>2026-07-19</w:t>
       <w:br/>
       <w:br/>
     </w:r>

--- a/klagomål/A 55957-2025 FSC-klagomål.docx
+++ b/klagomål/A 55957-2025 FSC-klagomål.docx
@@ -1008,7 +1008,7 @@
     <w:r>
       <w:tab/>
       <w:tab/>
-      <w:t>2026-07-19</w:t>
+      <w:t>2026-07-20</w:t>
       <w:br/>
       <w:br/>
     </w:r>

--- a/klagomål/A 55957-2025 FSC-klagomål.docx
+++ b/klagomål/A 55957-2025 FSC-klagomål.docx
@@ -1008,7 +1008,7 @@
     <w:r>
       <w:tab/>
       <w:tab/>
-      <w:t>2026-07-20</w:t>
+      <w:t>2026-07-21</w:t>
       <w:br/>
       <w:br/>
     </w:r>

--- a/klagomål/A 55957-2025 FSC-klagomål.docx
+++ b/klagomål/A 55957-2025 FSC-klagomål.docx
@@ -1008,7 +1008,7 @@
     <w:r>
       <w:tab/>
       <w:tab/>
-      <w:t>2026-07-21</w:t>
+      <w:t>2026-07-22</w:t>
       <w:br/>
       <w:br/>
     </w:r>

--- a/klagomål/A 55957-2025 FSC-klagomål.docx
+++ b/klagomål/A 55957-2025 FSC-klagomål.docx
@@ -1008,7 +1008,7 @@
     <w:r>
       <w:tab/>
       <w:tab/>
-      <w:t>2026-07-22</w:t>
+      <w:t>2026-07-23</w:t>
       <w:br/>
       <w:br/>
     </w:r>

--- a/klagomål/A 55957-2025 FSC-klagomål.docx
+++ b/klagomål/A 55957-2025 FSC-klagomål.docx
@@ -1008,7 +1008,7 @@
     <w:r>
       <w:tab/>
       <w:tab/>
-      <w:t>2026-07-23</w:t>
+      <w:t>2026-07-24</w:t>
       <w:br/>
       <w:br/>
     </w:r>

--- a/klagomål/A 55957-2025 FSC-klagomål.docx
+++ b/klagomål/A 55957-2025 FSC-klagomål.docx
@@ -1008,7 +1008,7 @@
     <w:r>
       <w:tab/>
       <w:tab/>
-      <w:t>2026-07-24</w:t>
+      <w:t>2026-07-25</w:t>
       <w:br/>
       <w:br/>
     </w:r>

--- a/klagomål/A 55957-2025 FSC-klagomål.docx
+++ b/klagomål/A 55957-2025 FSC-klagomål.docx
@@ -1008,7 +1008,7 @@
     <w:r>
       <w:tab/>
       <w:tab/>
-      <w:t>2026-07-25</w:t>
+      <w:t>2026-07-26</w:t>
       <w:br/>
       <w:br/>
     </w:r>

--- a/klagomål/A 55957-2025 FSC-klagomål.docx
+++ b/klagomål/A 55957-2025 FSC-klagomål.docx
@@ -1008,7 +1008,7 @@
     <w:r>
       <w:tab/>
       <w:tab/>
-      <w:t>2026-07-26</w:t>
+      <w:t>2026-07-27</w:t>
       <w:br/>
       <w:br/>
     </w:r>

--- a/klagomål/A 55957-2025 FSC-klagomål.docx
+++ b/klagomål/A 55957-2025 FSC-klagomål.docx
@@ -1008,7 +1008,7 @@
     <w:r>
       <w:tab/>
       <w:tab/>
-      <w:t>2026-07-27</w:t>
+      <w:t>2026-07-28</w:t>
       <w:br/>
       <w:br/>
     </w:r>

--- a/klagomål/A 55957-2025 FSC-klagomål.docx
+++ b/klagomål/A 55957-2025 FSC-klagomål.docx
@@ -1008,7 +1008,7 @@
     <w:r>
       <w:tab/>
       <w:tab/>
-      <w:t>2026-07-28</w:t>
+      <w:t>2026-07-29</w:t>
       <w:br/>
       <w:br/>
     </w:r>

--- a/klagomål/A 55957-2025 FSC-klagomål.docx
+++ b/klagomål/A 55957-2025 FSC-klagomål.docx
@@ -1008,7 +1008,7 @@
     <w:r>
       <w:tab/>
       <w:tab/>
-      <w:t>2026-07-29</w:t>
+      <w:t>2026-07-30</w:t>
       <w:br/>
       <w:br/>
     </w:r>

--- a/klagomål/A 55957-2025 FSC-klagomål.docx
+++ b/klagomål/A 55957-2025 FSC-klagomål.docx
@@ -1008,7 +1008,7 @@
     <w:r>
       <w:tab/>
       <w:tab/>
-      <w:t>2026-07-30</w:t>
+      <w:t>2026-07-31</w:t>
       <w:br/>
       <w:br/>
     </w:r>

--- a/klagomål/A 55957-2025 FSC-klagomål.docx
+++ b/klagomål/A 55957-2025 FSC-klagomål.docx
@@ -1008,7 +1008,7 @@
     <w:r>
       <w:tab/>
       <w:tab/>
-      <w:t>2026-07-31</w:t>
+      <w:t>2026-08-01</w:t>
       <w:br/>
       <w:br/>
     </w:r>

--- a/klagomål/A 55957-2025 FSC-klagomål.docx
+++ b/klagomål/A 55957-2025 FSC-klagomål.docx
@@ -1008,7 +1008,7 @@
     <w:r>
       <w:tab/>
       <w:tab/>
-      <w:t>2026-08-01</w:t>
+      <w:t>2026-08-02</w:t>
       <w:br/>
       <w:br/>
     </w:r>

--- a/klagomål/A 55957-2025 FSC-klagomål.docx
+++ b/klagomål/A 55957-2025 FSC-klagomål.docx
@@ -1008,7 +1008,7 @@
     <w:r>
       <w:tab/>
       <w:tab/>
-      <w:t>2026-08-02</w:t>
+      <w:t>2026-08-03</w:t>
       <w:br/>
       <w:br/>
     </w:r>

--- a/klagomål/A 55957-2025 FSC-klagomål.docx
+++ b/klagomål/A 55957-2025 FSC-klagomål.docx
@@ -1008,7 +1008,7 @@
     <w:r>
       <w:tab/>
       <w:tab/>
-      <w:t>2026-08-03</w:t>
+      <w:t>2026-08-05</w:t>
       <w:br/>
       <w:br/>
     </w:r>

--- a/klagomål/A 55957-2025 FSC-klagomål.docx
+++ b/klagomål/A 55957-2025 FSC-klagomål.docx
@@ -1008,7 +1008,7 @@
     <w:r>
       <w:tab/>
       <w:tab/>
-      <w:t>2026-08-05</w:t>
+      <w:t>2026-08-07</w:t>
       <w:br/>
       <w:br/>
     </w:r>

--- a/klagomål/A 55957-2025 FSC-klagomål.docx
+++ b/klagomål/A 55957-2025 FSC-klagomål.docx
@@ -1008,7 +1008,7 @@
     <w:r>
       <w:tab/>
       <w:tab/>
-      <w:t>2026-08-07</w:t>
+      <w:t>2026-08-08</w:t>
       <w:br/>
       <w:br/>
     </w:r>

--- a/klagomål/A 55957-2025 FSC-klagomål.docx
+++ b/klagomål/A 55957-2025 FSC-klagomål.docx
@@ -216,7 +216,7 @@
         <w:spacing w:after="240"/>
       </w:pPr>
       <w:r>
-        <w:t>Figur 1. Fyndplatser för naturvårdsarter i avverkningsanmälan. Markörer utan svart kant är placerade på fyndplatsen. Markörer med svart kant är placerade vid sidan av fyndplatsen har ett svart streck som visar fyndplatsens exakta position. Kartans mittpunktskoordinat är N 6829137, E 496170 i SWEREF 99 TM.</w:t>
+        <w:t>Figur 1. Fyndplatser för naturvårdsarter i avverkningsanmälan. Markörer utan svart kant är placerade på fyndplatsen. Markörer med svart kant är placerade vid sidan av fyndplatsen och har ett svart streck som visar fyndplatsens exakta position. Kartans mittpunktskoordinat är N 6829137, E 496170 i SWEREF 99 TM.</w:t>
       </w:r>
     </w:p>
     <w:p>
@@ -1008,7 +1008,7 @@
     <w:r>
       <w:tab/>
       <w:tab/>
-      <w:t>2026-08-14</w:t>
+      <w:t>2026-08-15</w:t>
       <w:br/>
       <w:br/>
     </w:r>

--- a/klagomål/A 55957-2025 FSC-klagomål.docx
+++ b/klagomål/A 55957-2025 FSC-klagomål.docx
@@ -1008,7 +1008,7 @@
     <w:r>
       <w:tab/>
       <w:tab/>
-      <w:t>2026-08-15</w:t>
+      <w:t>2026-08-16</w:t>
       <w:br/>
       <w:br/>
     </w:r>

--- a/klagomål/A 55957-2025 FSC-klagomål.docx
+++ b/klagomål/A 55957-2025 FSC-klagomål.docx
@@ -1008,7 +1008,7 @@
     <w:r>
       <w:tab/>
       <w:tab/>
-      <w:t>2026-08-16</w:t>
+      <w:t>2026-08-17</w:t>
       <w:br/>
       <w:br/>
     </w:r>

--- a/klagomål/A 55957-2025 FSC-klagomål.docx
+++ b/klagomål/A 55957-2025 FSC-klagomål.docx
@@ -1008,7 +1008,7 @@
     <w:r>
       <w:tab/>
       <w:tab/>
-      <w:t>2026-08-17</w:t>
+      <w:t>2026-08-18</w:t>
       <w:br/>
       <w:br/>
     </w:r>

--- a/klagomål/A 55957-2025 FSC-klagomål.docx
+++ b/klagomål/A 55957-2025 FSC-klagomål.docx
@@ -1008,7 +1008,7 @@
     <w:r>
       <w:tab/>
       <w:tab/>
-      <w:t>2026-08-18</w:t>
+      <w:t>2026-08-19</w:t>
       <w:br/>
       <w:br/>
     </w:r>

--- a/klagomål/A 55957-2025 FSC-klagomål.docx
+++ b/klagomål/A 55957-2025 FSC-klagomål.docx
@@ -1008,7 +1008,7 @@
     <w:r>
       <w:tab/>
       <w:tab/>
-      <w:t>2026-08-19</w:t>
+      <w:t>2026-08-20</w:t>
       <w:br/>
       <w:br/>
     </w:r>

--- a/klagomål/A 55957-2025 FSC-klagomål.docx
+++ b/klagomål/A 55957-2025 FSC-klagomål.docx
@@ -1008,7 +1008,7 @@
     <w:r>
       <w:tab/>
       <w:tab/>
-      <w:t>2026-08-20</w:t>
+      <w:t>2026-08-21</w:t>
       <w:br/>
       <w:br/>
     </w:r>

--- a/klagomål/A 55957-2025 FSC-klagomål.docx
+++ b/klagomål/A 55957-2025 FSC-klagomål.docx
@@ -1008,7 +1008,7 @@
     <w:r>
       <w:tab/>
       <w:tab/>
-      <w:t>2026-08-21</w:t>
+      <w:t>2026-08-22</w:t>
       <w:br/>
       <w:br/>
     </w:r>
